--- a/Homework/DL_FactoryAutomation/산출물/허남_딥러닝프로젝트.docx
+++ b/Homework/DL_FactoryAutomation/산출물/허남_딥러닝프로젝트.docx
@@ -3821,7 +3821,7 @@
               <w:rPr>
                 <w:sz w:val="18"/>
               </w:rPr>
-              <w:t>[5] GRU v2 (BN+LN)</w:t>
+              <w:t>[5] GRU v2 (Batch Normalization + Layer Normalization)</w:t>
             </w:r>
           </w:p>
         </w:tc>
@@ -3834,7 +3834,7 @@
               <w:rPr>
                 <w:sz w:val="18"/>
               </w:rPr>
-              <w:t>BN+LN 정규화, Dense 32</w:t>
+              <w:t>Batch Normalization (BN) + Layer Normalization (LN) 정규화, Dense 32</w:t>
             </w:r>
           </w:p>
         </w:tc>
@@ -3897,7 +3897,7 @@
         <w:rPr>
           <w:sz w:val="20"/>
         </w:rPr>
-        <w:t>최종 GRU v2(BN+LN): OOS RMSE 810.38분 - RF 베이스라인(954.5분) 대비 15.08% 개선.</w:t>
+        <w:t>최종 GRU v2(Batch Normalization (BN) + Layer Normalization (LN)): OOS RMSE 810.38분 - RF 베이스라인(954.5분) 대비 15.08% 개선.</w:t>
       </w:r>
     </w:p>
     <w:p>

--- a/Homework/DL_FactoryAutomation/산출물/허남_딥러닝프로젝트.docx
+++ b/Homework/DL_FactoryAutomation/산출물/허남_딥러닝프로젝트.docx
@@ -6885,6 +6885,712 @@
           <w:sz w:val="18"/>
         </w:rPr>
         <w:t>표 C-1. 개발 환경 및 주요 라이브러리</w:t>
+      </w:r>
+    </w:p>
+    <w:p>
+      <w:r>
+        <w:br w:type="page"/>
+      </w:r>
+    </w:p>
+    <w:p>
+      <w:pPr>
+        <w:pStyle w:val="Heading1"/>
+      </w:pPr>
+      <w:r>
+        <w:rPr>
+          <w:color w:val="1A4A7A"/>
+        </w:rPr>
+        <w:t>부록 K. ML + DL + Grad-CAM 통합 진단 파이프라인</w:t>
+      </w:r>
+    </w:p>
+    <w:p>
+      <w:r>
+        <w:rPr>
+          <w:b w:val="0"/>
+          <w:color w:val="000000"/>
+          <w:sz w:val="22"/>
+        </w:rPr>
+        <w:t>본 프로젝트는 FEMTO-ST 베어링 데이터를 대상으로 머신러닝(ML), 딥러닝(DL), 합성곱 신경망(CNN)과 Gradient-weighted Class Activation Mapping(Grad-CAM)을 결합한 3단계 통합 진단 시스템을 구현하였다.</w:t>
+      </w:r>
+    </w:p>
+    <w:p/>
+    <w:p>
+      <w:pPr>
+        <w:pStyle w:val="Heading2"/>
+      </w:pPr>
+      <w:r>
+        <w:rPr>
+          <w:color w:val="0A6A2A"/>
+        </w:rPr>
+        <w:t>K.1 3단계 파이프라인 개요</w:t>
+      </w:r>
+    </w:p>
+    <w:tbl>
+      <w:tblPr>
+        <w:tblStyle w:val="TableGrid"/>
+        <w:tblW w:type="auto" w:w="0"/>
+        <w:tblLook w:firstColumn="1" w:firstRow="1" w:lastColumn="0" w:lastRow="0" w:noHBand="0" w:noVBand="1" w:val="04A0"/>
+      </w:tblPr>
+      <w:tblGrid>
+        <w:gridCol w:w="3135"/>
+        <w:gridCol w:w="3135"/>
+        <w:gridCol w:w="3135"/>
+      </w:tblGrid>
+      <w:tr>
+        <w:tc>
+          <w:tcPr>
+            <w:tcW w:type="dxa" w:w="3135"/>
+            <w:shd w:val="clear" w:color="auto" w:fill="1A4A7A"/>
+          </w:tcPr>
+          <w:p>
+            <w:pPr>
+              <w:jc w:val="center"/>
+            </w:pPr>
+            <w:r>
+              <w:rPr>
+                <w:b/>
+                <w:color w:val="FFFFFF"/>
+                <w:sz w:val="22"/>
+              </w:rPr>
+              <w:t>단계</w:t>
+            </w:r>
+          </w:p>
+        </w:tc>
+        <w:tc>
+          <w:tcPr>
+            <w:tcW w:type="dxa" w:w="3135"/>
+            <w:shd w:val="clear" w:color="auto" w:fill="1A4A7A"/>
+          </w:tcPr>
+          <w:p>
+            <w:pPr>
+              <w:jc w:val="center"/>
+            </w:pPr>
+            <w:r>
+              <w:rPr>
+                <w:b/>
+                <w:color w:val="FFFFFF"/>
+                <w:sz w:val="22"/>
+              </w:rPr>
+              <w:t>알고리즘</w:t>
+            </w:r>
+          </w:p>
+        </w:tc>
+        <w:tc>
+          <w:tcPr>
+            <w:tcW w:type="dxa" w:w="3135"/>
+            <w:shd w:val="clear" w:color="auto" w:fill="1A4A7A"/>
+          </w:tcPr>
+          <w:p>
+            <w:pPr>
+              <w:jc w:val="center"/>
+            </w:pPr>
+            <w:r>
+              <w:rPr>
+                <w:b/>
+                <w:color w:val="FFFFFF"/>
+                <w:sz w:val="22"/>
+              </w:rPr>
+              <w:t>역할</w:t>
+            </w:r>
+          </w:p>
+        </w:tc>
+      </w:tr>
+      <w:tr>
+        <w:tc>
+          <w:tcPr>
+            <w:tcW w:type="dxa" w:w="3135"/>
+          </w:tcPr>
+          <w:p>
+            <w:r>
+              <w:rPr>
+                <w:sz w:val="20"/>
+              </w:rPr>
+              <w:t>① ML — 정상/열화 분류</w:t>
+            </w:r>
+          </w:p>
+        </w:tc>
+        <w:tc>
+          <w:tcPr>
+            <w:tcW w:type="dxa" w:w="3135"/>
+          </w:tcPr>
+          <w:p>
+            <w:r>
+              <w:rPr>
+                <w:sz w:val="20"/>
+              </w:rPr>
+              <w:t>RandomForest · XGBoost · Logistic Regression</w:t>
+            </w:r>
+          </w:p>
+        </w:tc>
+        <w:tc>
+          <w:tcPr>
+            <w:tcW w:type="dxa" w:w="3135"/>
+          </w:tcPr>
+          <w:p>
+            <w:r>
+              <w:rPr>
+                <w:sz w:val="20"/>
+              </w:rPr>
+              <w:t>진동 피처(RMS·첨도·크레스트) → 열화 확률(%) → 임계값 기반 1차 경보</w:t>
+            </w:r>
+          </w:p>
+        </w:tc>
+      </w:tr>
+      <w:tr>
+        <w:tc>
+          <w:tcPr>
+            <w:tcW w:type="dxa" w:w="3135"/>
+          </w:tcPr>
+          <w:p>
+            <w:r>
+              <w:rPr>
+                <w:sz w:val="20"/>
+              </w:rPr>
+              <w:t>② DL — 잔여수명(RUL) 예측</w:t>
+            </w:r>
+          </w:p>
+        </w:tc>
+        <w:tc>
+          <w:tcPr>
+            <w:tcW w:type="dxa" w:w="3135"/>
+          </w:tcPr>
+          <w:p>
+            <w:r>
+              <w:rPr>
+                <w:sz w:val="20"/>
+              </w:rPr>
+              <w:t>GRU v2 (Batch Normalization + Layer Normalization)</w:t>
+            </w:r>
+          </w:p>
+        </w:tc>
+        <w:tc>
+          <w:tcPr>
+            <w:tcW w:type="dxa" w:w="3135"/>
+          </w:tcPr>
+          <w:p>
+            <w:r>
+              <w:rPr>
+                <w:sz w:val="20"/>
+              </w:rPr>
+              <w:t>시계열 시퀀스 → 잔여 가동 가능 시간(분) 정밀 예측</w:t>
+            </w:r>
+          </w:p>
+        </w:tc>
+      </w:tr>
+      <w:tr>
+        <w:tc>
+          <w:tcPr>
+            <w:tcW w:type="dxa" w:w="3135"/>
+          </w:tcPr>
+          <w:p>
+            <w:r>
+              <w:rPr>
+                <w:sz w:val="20"/>
+              </w:rPr>
+              <w:t>③ CNN + Grad-CAM — 시각화</w:t>
+            </w:r>
+          </w:p>
+        </w:tc>
+        <w:tc>
+          <w:tcPr>
+            <w:tcW w:type="dxa" w:w="3135"/>
+          </w:tcPr>
+          <w:p>
+            <w:r>
+              <w:rPr>
+                <w:sz w:val="20"/>
+              </w:rPr>
+              <w:t>Conv2D × 3 + Grad-CAM</w:t>
+            </w:r>
+          </w:p>
+        </w:tc>
+        <w:tc>
+          <w:tcPr>
+            <w:tcW w:type="dxa" w:w="3135"/>
+          </w:tcPr>
+          <w:p>
+            <w:r>
+              <w:rPr>
+                <w:sz w:val="20"/>
+              </w:rPr>
+              <w:t>진동 신호 → 이미지 변환 → CNN 결함 판정 → 히트맵으로 판정 근거 시각화(XAI)</w:t>
+            </w:r>
+          </w:p>
+        </w:tc>
+      </w:tr>
+    </w:tbl>
+    <w:p/>
+    <w:p>
+      <w:pPr>
+        <w:pStyle w:val="Heading2"/>
+      </w:pPr>
+      <w:r>
+        <w:rPr>
+          <w:color w:val="8B0000"/>
+        </w:rPr>
+        <w:t>K.2 Grad-CAM 원리 및 구현</w:t>
+      </w:r>
+    </w:p>
+    <w:p>
+      <w:r>
+        <w:rPr>
+          <w:b w:val="0"/>
+          <w:color w:val="000000"/>
+          <w:sz w:val="22"/>
+        </w:rPr>
+        <w:t>Grad-CAM(Selvaraju et al., 2017)은 CNN이 특정 클래스를 예측할 때 이미지의 어느 부분을 중요하게 보았는지를 히트맵으로 시각화하는 기법이다. 모델 가중치를 수정하지 않고 기울기(Gradient) 정보만을 활용한다.</w:t>
+      </w:r>
+    </w:p>
+    <w:p/>
+    <w:p>
+      <w:pPr>
+        <w:pStyle w:val="Heading3"/>
+      </w:pPr>
+      <w:r>
+        <w:rPr>
+          <w:color w:val="333333"/>
+        </w:rPr>
+        <w:t>K.2.1 처리 순서</w:t>
+      </w:r>
+    </w:p>
+    <w:p>
+      <w:pPr>
+        <w:pStyle w:val="ListNumber"/>
+      </w:pPr>
+      <w:r>
+        <w:rPr>
+          <w:b/>
+          <w:sz w:val="22"/>
+        </w:rPr>
+        <w:t xml:space="preserve">순전파(Forward Pass): </w:t>
+      </w:r>
+      <w:r>
+        <w:rPr>
+          <w:sz w:val="22"/>
+        </w:rPr>
+        <w:t>입력 이미지 → Conv 레이어 → Feature Map 추출 → GlobalAveragePooling → Dense → 예측 확률 출력</w:t>
+      </w:r>
+    </w:p>
+    <w:p>
+      <w:pPr>
+        <w:pStyle w:val="ListNumber"/>
+      </w:pPr>
+      <w:r>
+        <w:rPr>
+          <w:b/>
+          <w:sz w:val="22"/>
+        </w:rPr>
+        <w:t xml:space="preserve">역전파 기울기 계산: </w:t>
+      </w:r>
+      <w:r>
+        <w:rPr>
+          <w:sz w:val="22"/>
+        </w:rPr>
+        <w:t>예측 점수(클래스 확률)를 기준으로 마지막 Conv 레이어 Feature Map에 대한 기울기(Gradient) 계산</w:t>
+      </w:r>
+    </w:p>
+    <w:p>
+      <w:pPr>
+        <w:pStyle w:val="ListNumber"/>
+      </w:pPr>
+      <w:r>
+        <w:rPr>
+          <w:b/>
+          <w:sz w:val="22"/>
+        </w:rPr>
+        <w:t xml:space="preserve">채널별 중요도 산출: </w:t>
+      </w:r>
+      <w:r>
+        <w:rPr>
+          <w:sz w:val="22"/>
+        </w:rPr>
+        <w:t>각 채널의 기울기를 공간 평균(Global Average Pooling)하여 채널 가중치 α_k 산출</w:t>
+      </w:r>
+    </w:p>
+    <w:p>
+      <w:pPr>
+        <w:pStyle w:val="ListNumber"/>
+      </w:pPr>
+      <w:r>
+        <w:rPr>
+          <w:b/>
+          <w:sz w:val="22"/>
+        </w:rPr>
+        <w:t xml:space="preserve">가중합 + ReLU: </w:t>
+      </w:r>
+      <w:r>
+        <w:rPr>
+          <w:sz w:val="22"/>
+        </w:rPr>
+        <w:t>Feature Map에 채널 가중치를 곱한 뒤 합산 → ReLU 적용 → 예측 클래스에 긍정 영향 영역만 남김</w:t>
+      </w:r>
+    </w:p>
+    <w:p>
+      <w:pPr>
+        <w:pStyle w:val="ListNumber"/>
+      </w:pPr>
+      <w:r>
+        <w:rPr>
+          <w:b/>
+          <w:sz w:val="22"/>
+        </w:rPr>
+        <w:t xml:space="preserve">리사이즈 &amp; 오버레이: </w:t>
+      </w:r>
+      <w:r>
+        <w:rPr>
+          <w:sz w:val="22"/>
+        </w:rPr>
+        <w:t>생성된 히트맵을 원본 이미지 크기로 업샘플링 → jet 컬러맵 적용 → 원본 이미지에 중첩 표시</w:t>
+      </w:r>
+    </w:p>
+    <w:p/>
+    <w:p>
+      <w:pPr>
+        <w:pStyle w:val="Heading2"/>
+      </w:pPr>
+      <w:r>
+        <w:rPr>
+          <w:color w:val="0A6A2A"/>
+        </w:rPr>
+        <w:t>K.3 CSV 진동 데이터 → Grad-CAM 워크플로우</w:t>
+      </w:r>
+    </w:p>
+    <w:p>
+      <w:r>
+        <w:rPr>
+          <w:b w:val="0"/>
+          <w:color w:val="000000"/>
+          <w:sz w:val="22"/>
+        </w:rPr>
+        <w:t>본 시스템은 CSV 형태의 진동 피처 데이터에서도 Grad-CAM을 생성할 수 있도록 다음과 같은 변환 파이프라인을 구현하였다.</w:t>
+      </w:r>
+    </w:p>
+    <w:tbl>
+      <w:tblPr>
+        <w:tblStyle w:val="TableGrid"/>
+        <w:tblW w:type="auto" w:w="0"/>
+        <w:tblLook w:firstColumn="1" w:firstRow="1" w:lastColumn="0" w:lastRow="0" w:noHBand="0" w:noVBand="1" w:val="04A0"/>
+      </w:tblPr>
+      <w:tblGrid>
+        <w:gridCol w:w="3135"/>
+        <w:gridCol w:w="3135"/>
+        <w:gridCol w:w="3135"/>
+      </w:tblGrid>
+      <w:tr>
+        <w:tc>
+          <w:tcPr>
+            <w:tcW w:type="dxa" w:w="3135"/>
+            <w:shd w:val="clear" w:color="auto" w:fill="0A6A2A"/>
+          </w:tcPr>
+          <w:p>
+            <w:pPr>
+              <w:jc w:val="center"/>
+            </w:pPr>
+            <w:r>
+              <w:rPr>
+                <w:b/>
+                <w:color w:val="FFFFFF"/>
+                <w:sz w:val="22"/>
+              </w:rPr>
+              <w:t>단계</w:t>
+            </w:r>
+          </w:p>
+        </w:tc>
+        <w:tc>
+          <w:tcPr>
+            <w:tcW w:type="dxa" w:w="3135"/>
+            <w:shd w:val="clear" w:color="auto" w:fill="0A6A2A"/>
+          </w:tcPr>
+          <w:p>
+            <w:pPr>
+              <w:jc w:val="center"/>
+            </w:pPr>
+            <w:r>
+              <w:rPr>
+                <w:b/>
+                <w:color w:val="FFFFFF"/>
+                <w:sz w:val="22"/>
+              </w:rPr>
+              <w:t>처리 내용</w:t>
+            </w:r>
+          </w:p>
+        </w:tc>
+        <w:tc>
+          <w:tcPr>
+            <w:tcW w:type="dxa" w:w="3135"/>
+            <w:shd w:val="clear" w:color="auto" w:fill="0A6A2A"/>
+          </w:tcPr>
+          <w:p>
+            <w:pPr>
+              <w:jc w:val="center"/>
+            </w:pPr>
+            <w:r>
+              <w:rPr>
+                <w:b/>
+                <w:color w:val="FFFFFF"/>
+                <w:sz w:val="22"/>
+              </w:rPr>
+              <w:t>비고</w:t>
+            </w:r>
+          </w:p>
+        </w:tc>
+      </w:tr>
+      <w:tr>
+        <w:tc>
+          <w:tcPr>
+            <w:tcW w:type="dxa" w:w="3135"/>
+          </w:tcPr>
+          <w:p>
+            <w:r>
+              <w:rPr>
+                <w:sz w:val="20"/>
+              </w:rPr>
+              <w:t>CSV 로드</w:t>
+            </w:r>
+          </w:p>
+        </w:tc>
+        <w:tc>
+          <w:tcPr>
+            <w:tcW w:type="dxa" w:w="3135"/>
+          </w:tcPr>
+          <w:p>
+            <w:r>
+              <w:rPr>
+                <w:sz w:val="20"/>
+              </w:rPr>
+              <w:t>FEMTO 피처 CSV (h_rms, v_rms, minute 등) 읽기</w:t>
+            </w:r>
+          </w:p>
+        </w:tc>
+        <w:tc>
+          <w:tcPr>
+            <w:tcW w:type="dxa" w:w="3135"/>
+          </w:tcPr>
+          <w:p>
+            <w:r>
+              <w:rPr>
+                <w:sz w:val="20"/>
+              </w:rPr>
+              <w:t>Tab4 Sub-tab2</w:t>
+            </w:r>
+          </w:p>
+        </w:tc>
+      </w:tr>
+      <w:tr>
+        <w:tc>
+          <w:tcPr>
+            <w:tcW w:type="dxa" w:w="3135"/>
+          </w:tcPr>
+          <w:p>
+            <w:r>
+              <w:rPr>
+                <w:sz w:val="20"/>
+              </w:rPr>
+              <w:t>ML 일괄 진단</w:t>
+            </w:r>
+          </w:p>
+        </w:tc>
+        <w:tc>
+          <w:tcPr>
+            <w:tcW w:type="dxa" w:w="3135"/>
+          </w:tcPr>
+          <w:p>
+            <w:r>
+              <w:rPr>
+                <w:sz w:val="20"/>
+              </w:rPr>
+              <w:t>RandomForest → 열화 확률(%) 계산 → 결과 테이블</w:t>
+            </w:r>
+          </w:p>
+        </w:tc>
+        <w:tc>
+          <w:tcPr>
+            <w:tcW w:type="dxa" w:w="3135"/>
+          </w:tcPr>
+          <w:p>
+            <w:r>
+              <w:rPr>
+                <w:sz w:val="20"/>
+              </w:rPr>
+              <w:t>임계값 적용</w:t>
+            </w:r>
+          </w:p>
+        </w:tc>
+      </w:tr>
+      <w:tr>
+        <w:tc>
+          <w:tcPr>
+            <w:tcW w:type="dxa" w:w="3135"/>
+          </w:tcPr>
+          <w:p>
+            <w:r>
+              <w:rPr>
+                <w:sz w:val="20"/>
+              </w:rPr>
+              <w:t>최고위험 베어링 선택</w:t>
+            </w:r>
+          </w:p>
+        </w:tc>
+        <w:tc>
+          <w:tcPr>
+            <w:tcW w:type="dxa" w:w="3135"/>
+          </w:tcPr>
+          <w:p>
+            <w:r>
+              <w:rPr>
+                <w:sz w:val="20"/>
+              </w:rPr>
+              <w:t>열화 확률 평균 최고 베어링 자동 선택</w:t>
+            </w:r>
+          </w:p>
+        </w:tc>
+        <w:tc>
+          <w:tcPr>
+            <w:tcW w:type="dxa" w:w="3135"/>
+          </w:tcPr>
+          <w:p>
+            <w:r>
+              <w:rPr>
+                <w:sz w:val="20"/>
+              </w:rPr>
+              <w:t>자동 분석</w:t>
+            </w:r>
+          </w:p>
+        </w:tc>
+      </w:tr>
+      <w:tr>
+        <w:tc>
+          <w:tcPr>
+            <w:tcW w:type="dxa" w:w="3135"/>
+          </w:tcPr>
+          <w:p>
+            <w:r>
+              <w:rPr>
+                <w:sz w:val="20"/>
+              </w:rPr>
+              <w:t>진동 이미지 변환</w:t>
+            </w:r>
+          </w:p>
+        </w:tc>
+        <w:tc>
+          <w:tcPr>
+            <w:tcW w:type="dxa" w:w="3135"/>
+          </w:tcPr>
+          <w:p>
+            <w:r>
+              <w:rPr>
+                <w:sz w:val="20"/>
+              </w:rPr>
+              <w:t>h_rms/v_rms 시계열 → matplotlib 그래프 → PNG 이미지</w:t>
+            </w:r>
+          </w:p>
+        </w:tc>
+        <w:tc>
+          <w:tcPr>
+            <w:tcW w:type="dxa" w:w="3135"/>
+          </w:tcPr>
+          <w:p>
+            <w:r>
+              <w:rPr>
+                <w:sz w:val="20"/>
+              </w:rPr>
+              <w:t>열화=빨강</w:t>
+            </w:r>
+          </w:p>
+        </w:tc>
+      </w:tr>
+      <w:tr>
+        <w:tc>
+          <w:tcPr>
+            <w:tcW w:type="dxa" w:w="3135"/>
+          </w:tcPr>
+          <w:p>
+            <w:r>
+              <w:rPr>
+                <w:sz w:val="20"/>
+              </w:rPr>
+              <w:t>CNN 판정</w:t>
+            </w:r>
+          </w:p>
+        </w:tc>
+        <w:tc>
+          <w:tcPr>
+            <w:tcW w:type="dxa" w:w="3135"/>
+          </w:tcPr>
+          <w:p>
+            <w:r>
+              <w:rPr>
+                <w:sz w:val="20"/>
+              </w:rPr>
+              <w:t>casting_defect_cnn.keras 로드 → 정상/결함 예측</w:t>
+            </w:r>
+          </w:p>
+        </w:tc>
+        <w:tc>
+          <w:tcPr>
+            <w:tcW w:type="dxa" w:w="3135"/>
+          </w:tcPr>
+          <w:p>
+            <w:r>
+              <w:rPr>
+                <w:sz w:val="20"/>
+              </w:rPr>
+              <w:t>val_acc 1.0</w:t>
+            </w:r>
+          </w:p>
+        </w:tc>
+      </w:tr>
+      <w:tr>
+        <w:tc>
+          <w:tcPr>
+            <w:tcW w:type="dxa" w:w="3135"/>
+          </w:tcPr>
+          <w:p>
+            <w:r>
+              <w:rPr>
+                <w:sz w:val="20"/>
+              </w:rPr>
+              <w:t>Grad-CAM 생성</w:t>
+            </w:r>
+          </w:p>
+        </w:tc>
+        <w:tc>
+          <w:tcPr>
+            <w:tcW w:type="dxa" w:w="3135"/>
+          </w:tcPr>
+          <w:p>
+            <w:r>
+              <w:rPr>
+                <w:sz w:val="20"/>
+              </w:rPr>
+              <w:t>마지막 Conv 기울기 → 히트맵 → 원본 오버레이</w:t>
+            </w:r>
+          </w:p>
+        </w:tc>
+        <w:tc>
+          <w:tcPr>
+            <w:tcW w:type="dxa" w:w="3135"/>
+          </w:tcPr>
+          <w:p>
+            <w:r>
+              <w:rPr>
+                <w:sz w:val="20"/>
+              </w:rPr>
+              <w:t>3단 시각화</w:t>
+            </w:r>
+          </w:p>
+        </w:tc>
+      </w:tr>
+    </w:tbl>
+    <w:p/>
+    <w:p>
+      <w:r>
+        <w:rPr>
+          <w:b w:val="0"/>
+          <w:color w:val="555555"/>
+          <w:sz w:val="22"/>
+        </w:rPr>
+        <w:t>※ Grad-CAM 히트맵에서 빨간색(고온) 영역은 CNN이 '결함'으로 판정하는 데 가장 결정적인 시간 구간을 나타내며, 파란색(저온) 영역은 판정에 덜 기여한 구간을 의미한다. 이를 통해 모델의 판정 근거를 시각적으로 해석할 수 있다(Explainable AI, XAI).</w:t>
       </w:r>
     </w:p>
     <w:sectPr>

--- a/Homework/DL_FactoryAutomation/산출물/허남_딥러닝프로젝트.docx
+++ b/Homework/DL_FactoryAutomation/산출물/허남_딥러닝프로젝트.docx
@@ -7593,6 +7593,864 @@
         <w:t>※ Grad-CAM 히트맵에서 빨간색(고온) 영역은 CNN이 '결함'으로 판정하는 데 가장 결정적인 시간 구간을 나타내며, 파란색(저온) 영역은 판정에 덜 기여한 구간을 의미한다. 이를 통해 모델의 판정 근거를 시각적으로 해석할 수 있다(Explainable AI, XAI).</w:t>
       </w:r>
     </w:p>
+    <w:p>
+      <w:pPr>
+        <w:pStyle w:val="Heading1"/>
+      </w:pPr>
+      <w:r>
+        <w:t>부록 L. 데이터 유형 비교 — 진동 신호 vs 실제 베어링 사진</w:t>
+      </w:r>
+    </w:p>
+    <w:p>
+      <w:r>
+        <w:t>실제 제조 현장의 예지보전(PdM)에서는 두 가지 데이터 유형이 사용된다: (1) 가속도 센서로 취득하는 진동 시계열 신호와 (2) 카메라로 촬영하는 실제 베어링 표면 사진. 본 프로젝트는 FEMTO-ST 데이터셋 기반의 진동 시계열 방식을 채택하였으며, 이는 ISO 10816/20816 국제 표준에 부합하는 업계 주류 방법이다.</w:t>
+      </w:r>
+    </w:p>
+    <w:p>
+      <w:pPr>
+        <w:pStyle w:val="Heading2"/>
+      </w:pPr>
+      <w:r>
+        <w:t>L.1 데이터 유형 비교표</w:t>
+      </w:r>
+    </w:p>
+    <w:tbl>
+      <w:tblPr>
+        <w:tblStyle w:val="TableGrid"/>
+        <w:tblW w:type="auto" w:w="0"/>
+        <w:tblLook w:firstColumn="1" w:firstRow="1" w:lastColumn="0" w:lastRow="0" w:noHBand="0" w:noVBand="1" w:val="04A0"/>
+      </w:tblPr>
+      <w:tblGrid>
+        <w:gridCol w:w="3135"/>
+        <w:gridCol w:w="3135"/>
+        <w:gridCol w:w="3135"/>
+      </w:tblGrid>
+      <w:tr>
+        <w:tc>
+          <w:tcPr>
+            <w:tcW w:type="dxa" w:w="2551"/>
+            <w:shd w:val="clear" w:color="auto" w:fill="1F497D"/>
+          </w:tcPr>
+          <w:p>
+            <w:r>
+              <w:rPr>
+                <w:b/>
+                <w:color w:val="FFFFFF"/>
+              </w:rPr>
+              <w:t>비교 항목</w:t>
+            </w:r>
+          </w:p>
+        </w:tc>
+        <w:tc>
+          <w:tcPr>
+            <w:tcW w:type="dxa" w:w="3118"/>
+            <w:shd w:val="clear" w:color="auto" w:fill="1F497D"/>
+          </w:tcPr>
+          <w:p>
+            <w:r>
+              <w:rPr>
+                <w:b/>
+                <w:color w:val="FFFFFF"/>
+              </w:rPr>
+              <w:t>진동 시계열 (현재 방식)</w:t>
+            </w:r>
+          </w:p>
+        </w:tc>
+        <w:tc>
+          <w:tcPr>
+            <w:tcW w:type="dxa" w:w="3118"/>
+            <w:shd w:val="clear" w:color="auto" w:fill="1F497D"/>
+          </w:tcPr>
+          <w:p>
+            <w:r>
+              <w:rPr>
+                <w:b/>
+                <w:color w:val="FFFFFF"/>
+              </w:rPr>
+              <w:t>실제 베어링 사진</w:t>
+            </w:r>
+          </w:p>
+        </w:tc>
+      </w:tr>
+      <w:tr>
+        <w:tc>
+          <w:tcPr>
+            <w:tcW w:type="dxa" w:w="2551"/>
+          </w:tcPr>
+          <w:p>
+            <w:r>
+              <w:t>현장 적용</w:t>
+            </w:r>
+          </w:p>
+        </w:tc>
+        <w:tc>
+          <w:tcPr>
+            <w:tcW w:type="dxa" w:w="3118"/>
+            <w:shd w:val="clear" w:color="auto" w:fill="D6E4F0"/>
+          </w:tcPr>
+          <w:p>
+            <w:r>
+              <w:t>✅ 업계 표준 (ISO 10816/20816)</w:t>
+            </w:r>
+          </w:p>
+        </w:tc>
+        <w:tc>
+          <w:tcPr>
+            <w:tcW w:type="dxa" w:w="3118"/>
+            <w:shd w:val="clear" w:color="auto" w:fill="EBF5EB"/>
+          </w:tcPr>
+          <w:p>
+            <w:r>
+              <w:t>🔶 분해 후 사후검사 위주</w:t>
+            </w:r>
+          </w:p>
+        </w:tc>
+      </w:tr>
+      <w:tr>
+        <w:tc>
+          <w:tcPr>
+            <w:tcW w:type="dxa" w:w="2551"/>
+          </w:tcPr>
+          <w:p>
+            <w:r>
+              <w:t>비용</w:t>
+            </w:r>
+          </w:p>
+        </w:tc>
+        <w:tc>
+          <w:tcPr>
+            <w:tcW w:type="dxa" w:w="3118"/>
+            <w:shd w:val="clear" w:color="auto" w:fill="D6E4F0"/>
+          </w:tcPr>
+          <w:p>
+            <w:r>
+              <w:t>✅ 저렴 (가속도계 수천 원)</w:t>
+            </w:r>
+          </w:p>
+        </w:tc>
+        <w:tc>
+          <w:tcPr>
+            <w:tcW w:type="dxa" w:w="3118"/>
+            <w:shd w:val="clear" w:color="auto" w:fill="EBF5EB"/>
+          </w:tcPr>
+          <w:p>
+            <w:r>
+              <w:t>🔶 고가 카메라·조명 인프라</w:t>
+            </w:r>
+          </w:p>
+        </w:tc>
+      </w:tr>
+      <w:tr>
+        <w:tc>
+          <w:tcPr>
+            <w:tcW w:type="dxa" w:w="2551"/>
+          </w:tcPr>
+          <w:p>
+            <w:r>
+              <w:t>실시간 모니터링</w:t>
+            </w:r>
+          </w:p>
+        </w:tc>
+        <w:tc>
+          <w:tcPr>
+            <w:tcW w:type="dxa" w:w="3118"/>
+            <w:shd w:val="clear" w:color="auto" w:fill="D6E4F0"/>
+          </w:tcPr>
+          <w:p>
+            <w:r>
+              <w:t>✅ 기계 가동 중 연속 측정</w:t>
+            </w:r>
+          </w:p>
+        </w:tc>
+        <w:tc>
+          <w:tcPr>
+            <w:tcW w:type="dxa" w:w="3118"/>
+            <w:shd w:val="clear" w:color="auto" w:fill="EBF5EB"/>
+          </w:tcPr>
+          <w:p>
+            <w:r>
+              <w:t>❌ 가동 중 촬영 불가</w:t>
+            </w:r>
+          </w:p>
+        </w:tc>
+      </w:tr>
+      <w:tr>
+        <w:tc>
+          <w:tcPr>
+            <w:tcW w:type="dxa" w:w="2551"/>
+          </w:tcPr>
+          <w:p>
+            <w:r>
+              <w:t>비침습성</w:t>
+            </w:r>
+          </w:p>
+        </w:tc>
+        <w:tc>
+          <w:tcPr>
+            <w:tcW w:type="dxa" w:w="3118"/>
+            <w:shd w:val="clear" w:color="auto" w:fill="D6E4F0"/>
+          </w:tcPr>
+          <w:p>
+            <w:r>
+              <w:t>✅ 외부 부착만으로 가능</w:t>
+            </w:r>
+          </w:p>
+        </w:tc>
+        <w:tc>
+          <w:tcPr>
+            <w:tcW w:type="dxa" w:w="3118"/>
+            <w:shd w:val="clear" w:color="auto" w:fill="EBF5EB"/>
+          </w:tcPr>
+          <w:p>
+            <w:r>
+              <w:t>❌ 분해 필요</w:t>
+            </w:r>
+          </w:p>
+        </w:tc>
+      </w:tr>
+      <w:tr>
+        <w:tc>
+          <w:tcPr>
+            <w:tcW w:type="dxa" w:w="2551"/>
+          </w:tcPr>
+          <w:p>
+            <w:r>
+              <w:t>FEMTO-ST 데이터셋</w:t>
+            </w:r>
+          </w:p>
+        </w:tc>
+        <w:tc>
+          <w:tcPr>
+            <w:tcW w:type="dxa" w:w="3118"/>
+            <w:shd w:val="clear" w:color="auto" w:fill="D6E4F0"/>
+          </w:tcPr>
+          <w:p>
+            <w:r>
+              <w:t>✅ 이 방식 그 자체</w:t>
+            </w:r>
+          </w:p>
+        </w:tc>
+        <w:tc>
+          <w:tcPr>
+            <w:tcW w:type="dxa" w:w="3118"/>
+            <w:shd w:val="clear" w:color="auto" w:fill="EBF5EB"/>
+          </w:tcPr>
+          <w:p>
+            <w:r>
+              <w:t>❌ 미포함</w:t>
+            </w:r>
+          </w:p>
+        </w:tc>
+      </w:tr>
+    </w:tbl>
+    <w:p>
+      <w:pPr>
+        <w:pStyle w:val="Heading2"/>
+      </w:pPr>
+      <w:r>
+        <w:t>L.2 결론 및 모델 권장</w:t>
+      </w:r>
+    </w:p>
+    <w:p>
+      <w:r>
+        <w:rPr>
+          <w:b/>
+        </w:rPr>
+        <w:t xml:space="preserve">결론: </w:t>
+      </w:r>
+      <w:r>
+        <w:t>현재 프로젝트 방식(진동 RMS → matplotlib 이미지 → CNN → Grad-CAM)이 실무 표준에 가장 가까우며, FEMTO-ST 벤치마크 데이터셋을 그대로 활용할 수 있는 장점이 있다.</w:t>
+      </w:r>
+    </w:p>
+    <w:tbl>
+      <w:tblPr>
+        <w:tblStyle w:val="TableGrid"/>
+        <w:tblW w:type="auto" w:w="0"/>
+        <w:tblLook w:firstColumn="1" w:firstRow="1" w:lastColumn="0" w:lastRow="0" w:noHBand="0" w:noVBand="1" w:val="04A0"/>
+      </w:tblPr>
+      <w:tblGrid>
+        <w:gridCol w:w="3135"/>
+        <w:gridCol w:w="3135"/>
+        <w:gridCol w:w="3135"/>
+      </w:tblGrid>
+      <w:tr>
+        <w:tc>
+          <w:tcPr>
+            <w:tcW w:type="dxa" w:w="3135"/>
+            <w:shd w:val="clear" w:color="auto" w:fill="1F497D"/>
+          </w:tcPr>
+          <w:p>
+            <w:r>
+              <w:rPr>
+                <w:b/>
+                <w:color w:val="FFFFFF"/>
+              </w:rPr>
+              <w:t>모델</w:t>
+            </w:r>
+          </w:p>
+        </w:tc>
+        <w:tc>
+          <w:tcPr>
+            <w:tcW w:type="dxa" w:w="3135"/>
+            <w:shd w:val="clear" w:color="auto" w:fill="1F497D"/>
+          </w:tcPr>
+          <w:p>
+            <w:r>
+              <w:rPr>
+                <w:b/>
+                <w:color w:val="FFFFFF"/>
+              </w:rPr>
+              <w:t>추천도</w:t>
+            </w:r>
+          </w:p>
+        </w:tc>
+        <w:tc>
+          <w:tcPr>
+            <w:tcW w:type="dxa" w:w="3135"/>
+            <w:shd w:val="clear" w:color="auto" w:fill="1F497D"/>
+          </w:tcPr>
+          <w:p>
+            <w:r>
+              <w:rPr>
+                <w:b/>
+                <w:color w:val="FFFFFF"/>
+              </w:rPr>
+              <w:t>특징</w:t>
+            </w:r>
+          </w:p>
+        </w:tc>
+      </w:tr>
+      <w:tr>
+        <w:tc>
+          <w:tcPr>
+            <w:tcW w:type="dxa" w:w="3135"/>
+          </w:tcPr>
+          <w:p>
+            <w:r>
+              <w:t>EfficientNetB0</w:t>
+            </w:r>
+          </w:p>
+        </w:tc>
+        <w:tc>
+          <w:tcPr>
+            <w:tcW w:type="dxa" w:w="3135"/>
+          </w:tcPr>
+          <w:p>
+            <w:r>
+              <w:t>⭐⭐⭐⭐⭐ (최우선)</w:t>
+            </w:r>
+          </w:p>
+        </w:tc>
+        <w:tc>
+          <w:tcPr>
+            <w:tcW w:type="dxa" w:w="3135"/>
+          </w:tcPr>
+          <w:p>
+            <w:r>
+              <w:t>ImageNet 전이학습 · 경량 · Grad-CAM 선명</w:t>
+            </w:r>
+          </w:p>
+        </w:tc>
+      </w:tr>
+      <w:tr>
+        <w:tc>
+          <w:tcPr>
+            <w:tcW w:type="dxa" w:w="3135"/>
+          </w:tcPr>
+          <w:p>
+            <w:r>
+              <w:t>ResNet50</w:t>
+            </w:r>
+          </w:p>
+        </w:tc>
+        <w:tc>
+          <w:tcPr>
+            <w:tcW w:type="dxa" w:w="3135"/>
+          </w:tcPr>
+          <w:p>
+            <w:r>
+              <w:t>⭐⭐⭐⭐</w:t>
+            </w:r>
+          </w:p>
+        </w:tc>
+        <w:tc>
+          <w:tcPr>
+            <w:tcW w:type="dxa" w:w="3135"/>
+          </w:tcPr>
+          <w:p>
+            <w:r>
+              <w:t>표준 딥러닝 레퍼런스 · 안정적</w:t>
+            </w:r>
+          </w:p>
+        </w:tc>
+      </w:tr>
+      <w:tr>
+        <w:tc>
+          <w:tcPr>
+            <w:tcW w:type="dxa" w:w="3135"/>
+          </w:tcPr>
+          <w:p>
+            <w:r>
+              <w:t>VGG16</w:t>
+            </w:r>
+          </w:p>
+        </w:tc>
+        <w:tc>
+          <w:tcPr>
+            <w:tcW w:type="dxa" w:w="3135"/>
+          </w:tcPr>
+          <w:p>
+            <w:r>
+              <w:t>⭐⭐⭐</w:t>
+            </w:r>
+          </w:p>
+        </w:tc>
+        <w:tc>
+          <w:tcPr>
+            <w:tcW w:type="dxa" w:w="3135"/>
+          </w:tcPr>
+          <w:p>
+            <w:r>
+              <w:t>Grad-CAM 시각화 가장 선명 · 모델 크기 큼</w:t>
+            </w:r>
+          </w:p>
+        </w:tc>
+      </w:tr>
+    </w:tbl>
+    <w:p>
+      <w:r>
+        <w:t>※ 실제 베어링 사진 도입 시에는 Kaggle Casting Product Quality Dataset 또는 Paderborn University Bearing Dataset(시각+진동 병행)을 활용할 수 있다.</w:t>
+      </w:r>
+    </w:p>
+    <w:p>
+      <w:pPr>
+        <w:pStyle w:val="Heading1"/>
+      </w:pPr>
+      <w:r>
+        <w:t>부록 L. 데이터 유형 비교</w:t>
+      </w:r>
+    </w:p>
+    <w:p>
+      <w:r>
+        <w:t>실제 제조 현장 예지보전(PdM)에서는 두 가지 데이터 유형이 사용된다: (1) 가속도 센서 기반 진동 시계열 신호와 (2) 카메라 기반 실제 베어링 표면 사진. 본 프로젝트는 FEMTO-ST 데이터셋 기반 진동 시계열 방식을 채택하였으며 ISO 10816/20816 국제 표준에 부합하는 업계 주류 방법이다.</w:t>
+      </w:r>
+    </w:p>
+    <w:p>
+      <w:pPr>
+        <w:pStyle w:val="Heading2"/>
+      </w:pPr>
+      <w:r>
+        <w:t>L.1 데이터 유형 비교표</w:t>
+      </w:r>
+    </w:p>
+    <w:tbl>
+      <w:tblPr>
+        <w:tblStyle w:val="TableGrid"/>
+        <w:tblW w:type="auto" w:w="0"/>
+        <w:tblLook w:firstColumn="1" w:firstRow="1" w:lastColumn="0" w:lastRow="0" w:noHBand="0" w:noVBand="1" w:val="04A0"/>
+      </w:tblPr>
+      <w:tblGrid>
+        <w:gridCol w:w="3135"/>
+        <w:gridCol w:w="3135"/>
+        <w:gridCol w:w="3135"/>
+      </w:tblGrid>
+      <w:tr>
+        <w:tc>
+          <w:tcPr>
+            <w:tcW w:type="dxa" w:w="2551"/>
+            <w:shd w:val="clear" w:color="auto" w:fill="1F497D"/>
+          </w:tcPr>
+          <w:p>
+            <w:r>
+              <w:rPr>
+                <w:b/>
+                <w:color w:val="FFFFFF"/>
+              </w:rPr>
+              <w:t>비교 항목</w:t>
+            </w:r>
+          </w:p>
+        </w:tc>
+        <w:tc>
+          <w:tcPr>
+            <w:tcW w:type="dxa" w:w="3118"/>
+            <w:shd w:val="clear" w:color="auto" w:fill="1F497D"/>
+          </w:tcPr>
+          <w:p>
+            <w:r>
+              <w:rPr>
+                <w:b/>
+                <w:color w:val="FFFFFF"/>
+              </w:rPr>
+              <w:t>진동 시계열 (현재 방식)</w:t>
+            </w:r>
+          </w:p>
+        </w:tc>
+        <w:tc>
+          <w:tcPr>
+            <w:tcW w:type="dxa" w:w="3118"/>
+            <w:shd w:val="clear" w:color="auto" w:fill="1F497D"/>
+          </w:tcPr>
+          <w:p>
+            <w:r>
+              <w:rPr>
+                <w:b/>
+                <w:color w:val="FFFFFF"/>
+              </w:rPr>
+              <w:t>실제 베어링 사진</w:t>
+            </w:r>
+          </w:p>
+        </w:tc>
+      </w:tr>
+      <w:tr>
+        <w:tc>
+          <w:tcPr>
+            <w:tcW w:type="dxa" w:w="2551"/>
+          </w:tcPr>
+          <w:p>
+            <w:r>
+              <w:t>현장 적용</w:t>
+            </w:r>
+          </w:p>
+        </w:tc>
+        <w:tc>
+          <w:tcPr>
+            <w:tcW w:type="dxa" w:w="3118"/>
+            <w:shd w:val="clear" w:color="auto" w:fill="D6E4F0"/>
+          </w:tcPr>
+          <w:p>
+            <w:r>
+              <w:t>업계 표준 (ISO 10816/20816)</w:t>
+            </w:r>
+          </w:p>
+        </w:tc>
+        <w:tc>
+          <w:tcPr>
+            <w:tcW w:type="dxa" w:w="3118"/>
+            <w:shd w:val="clear" w:color="auto" w:fill="EBF5EB"/>
+          </w:tcPr>
+          <w:p>
+            <w:r>
+              <w:t>분해 후 사후검사 위주</w:t>
+            </w:r>
+          </w:p>
+        </w:tc>
+      </w:tr>
+      <w:tr>
+        <w:tc>
+          <w:tcPr>
+            <w:tcW w:type="dxa" w:w="2551"/>
+          </w:tcPr>
+          <w:p>
+            <w:r>
+              <w:t>비용</w:t>
+            </w:r>
+          </w:p>
+        </w:tc>
+        <w:tc>
+          <w:tcPr>
+            <w:tcW w:type="dxa" w:w="3118"/>
+            <w:shd w:val="clear" w:color="auto" w:fill="D6E4F0"/>
+          </w:tcPr>
+          <w:p>
+            <w:r>
+              <w:t>저렴 (가속도계 수천 원)</w:t>
+            </w:r>
+          </w:p>
+        </w:tc>
+        <w:tc>
+          <w:tcPr>
+            <w:tcW w:type="dxa" w:w="3118"/>
+            <w:shd w:val="clear" w:color="auto" w:fill="EBF5EB"/>
+          </w:tcPr>
+          <w:p>
+            <w:r>
+              <w:t>고가 카메라 및 조명 인프라</w:t>
+            </w:r>
+          </w:p>
+        </w:tc>
+      </w:tr>
+      <w:tr>
+        <w:tc>
+          <w:tcPr>
+            <w:tcW w:type="dxa" w:w="2551"/>
+          </w:tcPr>
+          <w:p>
+            <w:r>
+              <w:t>실시간 모니터링</w:t>
+            </w:r>
+          </w:p>
+        </w:tc>
+        <w:tc>
+          <w:tcPr>
+            <w:tcW w:type="dxa" w:w="3118"/>
+            <w:shd w:val="clear" w:color="auto" w:fill="D6E4F0"/>
+          </w:tcPr>
+          <w:p>
+            <w:r>
+              <w:t>기계 가동 중 연속 측정 가능</w:t>
+            </w:r>
+          </w:p>
+        </w:tc>
+        <w:tc>
+          <w:tcPr>
+            <w:tcW w:type="dxa" w:w="3118"/>
+            <w:shd w:val="clear" w:color="auto" w:fill="EBF5EB"/>
+          </w:tcPr>
+          <w:p>
+            <w:r>
+              <w:t>가동 중 촬영 불가</w:t>
+            </w:r>
+          </w:p>
+        </w:tc>
+      </w:tr>
+      <w:tr>
+        <w:tc>
+          <w:tcPr>
+            <w:tcW w:type="dxa" w:w="2551"/>
+          </w:tcPr>
+          <w:p>
+            <w:r>
+              <w:t>비침습성</w:t>
+            </w:r>
+          </w:p>
+        </w:tc>
+        <w:tc>
+          <w:tcPr>
+            <w:tcW w:type="dxa" w:w="3118"/>
+            <w:shd w:val="clear" w:color="auto" w:fill="D6E4F0"/>
+          </w:tcPr>
+          <w:p>
+            <w:r>
+              <w:t>외부 부착만으로 가능</w:t>
+            </w:r>
+          </w:p>
+        </w:tc>
+        <w:tc>
+          <w:tcPr>
+            <w:tcW w:type="dxa" w:w="3118"/>
+            <w:shd w:val="clear" w:color="auto" w:fill="EBF5EB"/>
+          </w:tcPr>
+          <w:p>
+            <w:r>
+              <w:t>분해 필요</w:t>
+            </w:r>
+          </w:p>
+        </w:tc>
+      </w:tr>
+      <w:tr>
+        <w:tc>
+          <w:tcPr>
+            <w:tcW w:type="dxa" w:w="2551"/>
+          </w:tcPr>
+          <w:p>
+            <w:r>
+              <w:t>FEMTO-ST 데이터셋</w:t>
+            </w:r>
+          </w:p>
+        </w:tc>
+        <w:tc>
+          <w:tcPr>
+            <w:tcW w:type="dxa" w:w="3118"/>
+            <w:shd w:val="clear" w:color="auto" w:fill="D6E4F0"/>
+          </w:tcPr>
+          <w:p>
+            <w:r>
+              <w:t>이 방식 그 자체</w:t>
+            </w:r>
+          </w:p>
+        </w:tc>
+        <w:tc>
+          <w:tcPr>
+            <w:tcW w:type="dxa" w:w="3118"/>
+            <w:shd w:val="clear" w:color="auto" w:fill="EBF5EB"/>
+          </w:tcPr>
+          <w:p>
+            <w:r>
+              <w:t>미포함</w:t>
+            </w:r>
+          </w:p>
+        </w:tc>
+      </w:tr>
+    </w:tbl>
+    <w:p>
+      <w:pPr>
+        <w:pStyle w:val="Heading2"/>
+      </w:pPr>
+      <w:r>
+        <w:t>L.2 결론 및 권장 모델</w:t>
+      </w:r>
+    </w:p>
+    <w:p>
+      <w:r>
+        <w:rPr>
+          <w:b/>
+        </w:rPr>
+        <w:t xml:space="preserve">결론: </w:t>
+      </w:r>
+      <w:r>
+        <w:t>현재 프로젝트 방식(진동 RMS -&gt; matplotlib 이미지 -&gt; CNN -&gt; Grad-CAM)이 실무 표준에 가장 가까우며, FEMTO-ST 벤치마크 데이터셋을 그대로 활용할 수 있는 장점이 있다.</w:t>
+      </w:r>
+    </w:p>
+    <w:tbl>
+      <w:tblPr>
+        <w:tblStyle w:val="TableGrid"/>
+        <w:tblW w:type="auto" w:w="0"/>
+        <w:tblLook w:firstColumn="1" w:firstRow="1" w:lastColumn="0" w:lastRow="0" w:noHBand="0" w:noVBand="1" w:val="04A0"/>
+      </w:tblPr>
+      <w:tblGrid>
+        <w:gridCol w:w="3135"/>
+        <w:gridCol w:w="3135"/>
+        <w:gridCol w:w="3135"/>
+      </w:tblGrid>
+      <w:tr>
+        <w:tc>
+          <w:tcPr>
+            <w:tcW w:type="dxa" w:w="3135"/>
+            <w:shd w:val="clear" w:color="auto" w:fill="1F497D"/>
+          </w:tcPr>
+          <w:p>
+            <w:r>
+              <w:rPr>
+                <w:b/>
+                <w:color w:val="FFFFFF"/>
+              </w:rPr>
+              <w:t>모델</w:t>
+            </w:r>
+          </w:p>
+        </w:tc>
+        <w:tc>
+          <w:tcPr>
+            <w:tcW w:type="dxa" w:w="3135"/>
+            <w:shd w:val="clear" w:color="auto" w:fill="1F497D"/>
+          </w:tcPr>
+          <w:p>
+            <w:r>
+              <w:rPr>
+                <w:b/>
+                <w:color w:val="FFFFFF"/>
+              </w:rPr>
+              <w:t>추천도</w:t>
+            </w:r>
+          </w:p>
+        </w:tc>
+        <w:tc>
+          <w:tcPr>
+            <w:tcW w:type="dxa" w:w="3135"/>
+            <w:shd w:val="clear" w:color="auto" w:fill="1F497D"/>
+          </w:tcPr>
+          <w:p>
+            <w:r>
+              <w:rPr>
+                <w:b/>
+                <w:color w:val="FFFFFF"/>
+              </w:rPr>
+              <w:t>특징</w:t>
+            </w:r>
+          </w:p>
+        </w:tc>
+      </w:tr>
+      <w:tr>
+        <w:tc>
+          <w:tcPr>
+            <w:tcW w:type="dxa" w:w="3135"/>
+          </w:tcPr>
+          <w:p>
+            <w:r>
+              <w:t>EfficientNetB0</w:t>
+            </w:r>
+          </w:p>
+        </w:tc>
+        <w:tc>
+          <w:tcPr>
+            <w:tcW w:type="dxa" w:w="3135"/>
+          </w:tcPr>
+          <w:p>
+            <w:r>
+              <w:t>최우선 (★★★★★)</w:t>
+            </w:r>
+          </w:p>
+        </w:tc>
+        <w:tc>
+          <w:tcPr>
+            <w:tcW w:type="dxa" w:w="3135"/>
+          </w:tcPr>
+          <w:p>
+            <w:r>
+              <w:t>ImageNet 전이학습, 경량, Grad-CAM 선명</w:t>
+            </w:r>
+          </w:p>
+        </w:tc>
+      </w:tr>
+      <w:tr>
+        <w:tc>
+          <w:tcPr>
+            <w:tcW w:type="dxa" w:w="3135"/>
+          </w:tcPr>
+          <w:p>
+            <w:r>
+              <w:t>ResNet50</w:t>
+            </w:r>
+          </w:p>
+        </w:tc>
+        <w:tc>
+          <w:tcPr>
+            <w:tcW w:type="dxa" w:w="3135"/>
+          </w:tcPr>
+          <w:p>
+            <w:r>
+              <w:t>★★★★</w:t>
+            </w:r>
+          </w:p>
+        </w:tc>
+        <w:tc>
+          <w:tcPr>
+            <w:tcW w:type="dxa" w:w="3135"/>
+          </w:tcPr>
+          <w:p>
+            <w:r>
+              <w:t>표준 딥러닝 레퍼런스, 안정적</w:t>
+            </w:r>
+          </w:p>
+        </w:tc>
+      </w:tr>
+      <w:tr>
+        <w:tc>
+          <w:tcPr>
+            <w:tcW w:type="dxa" w:w="3135"/>
+          </w:tcPr>
+          <w:p>
+            <w:r>
+              <w:t>VGG16</w:t>
+            </w:r>
+          </w:p>
+        </w:tc>
+        <w:tc>
+          <w:tcPr>
+            <w:tcW w:type="dxa" w:w="3135"/>
+          </w:tcPr>
+          <w:p>
+            <w:r>
+              <w:t>★★★</w:t>
+            </w:r>
+          </w:p>
+        </w:tc>
+        <w:tc>
+          <w:tcPr>
+            <w:tcW w:type="dxa" w:w="3135"/>
+          </w:tcPr>
+          <w:p>
+            <w:r>
+              <w:t>Grad-CAM 시각화 가장 선명, 모델 크기 큼</w:t>
+            </w:r>
+          </w:p>
+        </w:tc>
+      </w:tr>
+    </w:tbl>
+    <w:p>
+      <w:r>
+        <w:t>※ 실제 베어링 사진 도입 시: Kaggle Casting Product Quality Dataset 또는 Paderborn University Bearing Dataset 활용 가능</w:t>
+      </w:r>
+    </w:p>
     <w:sectPr>
       <w:pgSz w:w="12240" w:h="15840"/>
       <w:pgMar w:top="1417" w:right="1417" w:bottom="1134" w:left="1417" w:header="720" w:footer="720" w:gutter="0"/>
@@ -7966,6 +8824,9 @@
     <w:name w:val="Normal"/>
     <w:qFormat/>
     <w:rsid w:val="00FC693F"/>
+    <w:rPr>
+      <w:sz w:val="18"/>
+    </w:rPr>
   </w:style>
   <w:style w:type="paragraph" w:styleId="Header">
     <w:name w:val="header"/>

--- a/Homework/DL_FactoryAutomation/산출물/허남_딥러닝프로젝트.docx
+++ b/Homework/DL_FactoryAutomation/산출물/허남_딥러닝프로젝트.docx
@@ -2,6 +2,225 @@
 <file path=word/document.xml><?xml version="1.0" encoding="utf-8"?>
 <w:document xmlns:wpc="http://schemas.microsoft.com/office/word/2010/wordprocessingCanvas" xmlns:mo="http://schemas.microsoft.com/office/mac/office/2008/main" xmlns:mc="http://schemas.openxmlformats.org/markup-compatibility/2006" xmlns:mv="urn:schemas-microsoft-com:mac:vml" xmlns:o="urn:schemas-microsoft-com:office:office" xmlns:r="http://schemas.openxmlformats.org/officeDocument/2006/relationships" xmlns:m="http://schemas.openxmlformats.org/officeDocument/2006/math" xmlns:v="urn:schemas-microsoft-com:vml" xmlns:wp14="http://schemas.microsoft.com/office/word/2010/wordprocessingDrawing" xmlns:wp="http://schemas.openxmlformats.org/drawingml/2006/wordprocessingDrawing" xmlns:w10="urn:schemas-microsoft-com:office:word" xmlns:w="http://schemas.openxmlformats.org/wordprocessingml/2006/main" xmlns:w14="http://schemas.microsoft.com/office/word/2010/wordml" xmlns:wpg="http://schemas.microsoft.com/office/word/2010/wordprocessingGroup" xmlns:wpi="http://schemas.microsoft.com/office/word/2010/wordprocessingInk" xmlns:wne="http://schemas.microsoft.com/office/word/2006/wordml" xmlns:wps="http://schemas.microsoft.com/office/word/2010/wordprocessingShape" mc:Ignorable="w14 wp14">
   <w:body>
+    <w:p>
+      <w:pPr>
+        <w:pStyle w:val="Heading1"/>
+      </w:pPr>
+      <w:r>
+        <w:t>목 차 (Table of Contents)</w:t>
+      </w:r>
+    </w:p>
+    <w:p>
+      <w:pPr>
+        <w:jc w:val="left"/>
+      </w:pPr>
+      <w:r>
+        <w:rPr>
+          <w:sz w:val="22"/>
+          <w:b/>
+          <w:color w:val="1F497D"/>
+        </w:rPr>
+        <w:t>I. 프로젝트 개요</w:t>
+      </w:r>
+    </w:p>
+    <w:p>
+      <w:pPr>
+        <w:jc w:val="left"/>
+      </w:pPr>
+      <w:r>
+        <w:rPr>
+          <w:sz w:val="20"/>
+          <w:color w:val="505050"/>
+        </w:rPr>
+        <w:t>1.1 배경 및 목적</w:t>
+      </w:r>
+    </w:p>
+    <w:p>
+      <w:pPr>
+        <w:jc w:val="left"/>
+      </w:pPr>
+      <w:r>
+        <w:rPr>
+          <w:sz w:val="20"/>
+          <w:color w:val="505050"/>
+        </w:rPr>
+        <w:t>1.2 과제 범위</w:t>
+      </w:r>
+    </w:p>
+    <w:p>
+      <w:pPr>
+        <w:jc w:val="left"/>
+      </w:pPr>
+      <w:r>
+        <w:rPr>
+          <w:sz w:val="22"/>
+          <w:b/>
+          <w:color w:val="1F497D"/>
+        </w:rPr>
+        <w:t>II. 데이터셋 및 수집</w:t>
+      </w:r>
+    </w:p>
+    <w:p>
+      <w:pPr>
+        <w:jc w:val="left"/>
+      </w:pPr>
+      <w:r>
+        <w:rPr>
+          <w:sz w:val="22"/>
+          <w:b/>
+          <w:color w:val="1F497D"/>
+        </w:rPr>
+        <w:t>III. 탐색적 데이터 분석 (EDA)</w:t>
+      </w:r>
+    </w:p>
+    <w:p>
+      <w:pPr>
+        <w:jc w:val="left"/>
+      </w:pPr>
+      <w:r>
+        <w:rPr>
+          <w:sz w:val="22"/>
+          <w:b/>
+          <w:color w:val="1F497D"/>
+        </w:rPr>
+        <w:t>IV. 데이터 전처리</w:t>
+      </w:r>
+    </w:p>
+    <w:p>
+      <w:pPr>
+        <w:jc w:val="left"/>
+      </w:pPr>
+      <w:r>
+        <w:rPr>
+          <w:sz w:val="22"/>
+          <w:b/>
+          <w:color w:val="1F497D"/>
+        </w:rPr>
+        <w:t>V. ML 베이스라인</w:t>
+      </w:r>
+    </w:p>
+    <w:p>
+      <w:pPr>
+        <w:jc w:val="left"/>
+      </w:pPr>
+      <w:r>
+        <w:rPr>
+          <w:sz w:val="22"/>
+          <w:b/>
+          <w:color w:val="1F497D"/>
+        </w:rPr>
+        <w:t>VI. DL RUL 예측 / 6.1 GRU v2</w:t>
+      </w:r>
+    </w:p>
+    <w:p>
+      <w:pPr>
+        <w:jc w:val="left"/>
+      </w:pPr>
+      <w:r>
+        <w:rPr>
+          <w:sz w:val="22"/>
+          <w:b/>
+          <w:color w:val="1F497D"/>
+        </w:rPr>
+        <w:t>VII. 보조 분석 (SHAP / 3D / AE)</w:t>
+      </w:r>
+    </w:p>
+    <w:p>
+      <w:pPr>
+        <w:jc w:val="left"/>
+      </w:pPr>
+      <w:r>
+        <w:rPr>
+          <w:sz w:val="22"/>
+          <w:b/>
+          <w:color w:val="1F497D"/>
+        </w:rPr>
+        <w:t>VIII. Streamlit 통합 진단 대시보드</w:t>
+      </w:r>
+    </w:p>
+    <w:p>
+      <w:pPr>
+        <w:jc w:val="left"/>
+      </w:pPr>
+      <w:r>
+        <w:rPr>
+          <w:sz w:val="22"/>
+          <w:b/>
+          <w:color w:val="1F497D"/>
+        </w:rPr>
+        <w:t>IX. 결론 (한계점 / 고도화 / Phase 1-2-3)</w:t>
+      </w:r>
+    </w:p>
+    <w:p>
+      <w:pPr>
+        <w:jc w:val="left"/>
+      </w:pPr>
+      <w:r>
+        <w:rPr>
+          <w:sz w:val="22"/>
+          <w:b/>
+          <w:color w:val="1F497D"/>
+        </w:rPr>
+        <w:t>부록 A. MLflow 하이퍼파라미터 탐색</w:t>
+      </w:r>
+    </w:p>
+    <w:p>
+      <w:pPr>
+        <w:jc w:val="left"/>
+      </w:pPr>
+      <w:r>
+        <w:rPr>
+          <w:sz w:val="22"/>
+          <w:b/>
+          <w:color w:val="1F497D"/>
+        </w:rPr>
+        <w:t>부록 B. CNN 이미지 분류 설계</w:t>
+      </w:r>
+    </w:p>
+    <w:p>
+      <w:pPr>
+        <w:jc w:val="left"/>
+      </w:pPr>
+      <w:r>
+        <w:rPr>
+          <w:sz w:val="22"/>
+          <w:b/>
+          <w:color w:val="1F497D"/>
+        </w:rPr>
+        <w:t>부록 C. 시스템 환경</w:t>
+      </w:r>
+    </w:p>
+    <w:p>
+      <w:pPr>
+        <w:jc w:val="left"/>
+      </w:pPr>
+      <w:r>
+        <w:rPr>
+          <w:sz w:val="22"/>
+          <w:b/>
+          <w:color w:val="1F497D"/>
+        </w:rPr>
+        <w:t>부록 K. ML+DL+Grad-CAM 파이프라인</w:t>
+      </w:r>
+    </w:p>
+    <w:p>
+      <w:pPr>
+        <w:jc w:val="left"/>
+      </w:pPr>
+      <w:r>
+        <w:rPr>
+          <w:sz w:val="22"/>
+          <w:b/>
+          <w:color w:val="1F497D"/>
+        </w:rPr>
+        <w:t>부록 L. 데이터 유형 비교</w:t>
+      </w:r>
+    </w:p>
+    <w:p>
+      <w:pPr>
+        <w:pageBreakBefore/>
+      </w:pPr>
+    </w:p>
     <w:p/>
     <w:p>
       <w:pPr>
@@ -52,7 +271,7 @@
               <w:rPr>
                 <w:b/>
                 <w:color w:val="FFFFFF"/>
-                <w:sz w:val="18"/>
+                <w:sz w:val="23"/>
               </w:rPr>
               <w:t>항목</w:t>
             </w:r>
@@ -68,7 +287,7 @@
               <w:rPr>
                 <w:b/>
                 <w:color w:val="FFFFFF"/>
-                <w:sz w:val="18"/>
+                <w:sz w:val="23"/>
               </w:rPr>
               <w:t>내용</w:t>
             </w:r>
@@ -199,6 +418,10 @@
         <w:jc w:val="left"/>
       </w:pPr>
       <w:r>
+        <w:rPr>
+          <w:b/>
+          <w:sz w:val="32"/>
+        </w:rPr>
         <w:t>I. 프로젝트 개요</w:t>
       </w:r>
     </w:p>
@@ -208,6 +431,10 @@
         <w:jc w:val="left"/>
       </w:pPr>
       <w:r>
+        <w:rPr>
+          <w:b/>
+          <w:sz w:val="28"/>
+        </w:rPr>
         <w:t>1.1 배경 및 목적</w:t>
       </w:r>
     </w:p>
@@ -242,7 +469,7 @@
               <w:rPr>
                 <w:b/>
                 <w:color w:val="FFFFFF"/>
-                <w:sz w:val="18"/>
+                <w:sz w:val="23"/>
               </w:rPr>
               <w:t>핵심 목표</w:t>
             </w:r>
@@ -258,7 +485,7 @@
               <w:rPr>
                 <w:b/>
                 <w:color w:val="FFFFFF"/>
-                <w:sz w:val="18"/>
+                <w:sz w:val="23"/>
               </w:rPr>
               <w:t>성과 지표</w:t>
             </w:r>
@@ -398,6 +625,10 @@
         <w:jc w:val="left"/>
       </w:pPr>
       <w:r>
+        <w:rPr>
+          <w:b/>
+          <w:sz w:val="28"/>
+        </w:rPr>
         <w:t>1.2 과제 범위</w:t>
       </w:r>
     </w:p>
@@ -423,7 +654,7 @@
               <w:rPr>
                 <w:b/>
                 <w:color w:val="FFFFFF"/>
-                <w:sz w:val="18"/>
+                <w:sz w:val="23"/>
               </w:rPr>
               <w:t>영역</w:t>
             </w:r>
@@ -439,7 +670,7 @@
               <w:rPr>
                 <w:b/>
                 <w:color w:val="FFFFFF"/>
-                <w:sz w:val="18"/>
+                <w:sz w:val="23"/>
               </w:rPr>
               <w:t>주요 내용</w:t>
             </w:r>
@@ -663,6 +894,10 @@
         <w:jc w:val="left"/>
       </w:pPr>
       <w:r>
+        <w:rPr>
+          <w:b/>
+          <w:sz w:val="32"/>
+        </w:rPr>
         <w:t>II. 데이터셋 및 수집</w:t>
       </w:r>
     </w:p>
@@ -688,7 +923,7 @@
               <w:rPr>
                 <w:b/>
                 <w:color w:val="FFFFFF"/>
-                <w:sz w:val="18"/>
+                <w:sz w:val="23"/>
               </w:rPr>
               <w:t>항목</w:t>
             </w:r>
@@ -704,7 +939,7 @@
               <w:rPr>
                 <w:b/>
                 <w:color w:val="FFFFFF"/>
-                <w:sz w:val="18"/>
+                <w:sz w:val="23"/>
               </w:rPr>
               <w:t>내용</w:t>
             </w:r>
@@ -895,11 +1130,124 @@
       </w:r>
     </w:p>
     <w:p>
+      <w:r>
+        <w:t>FEMTO-ST 가속도 센서 진동 RMS 시계열 샘플 (수평/수직 2채널):</w:t>
+      </w:r>
+    </w:p>
+    <w:p>
+      <w:pPr>
+        <w:jc w:val="center"/>
+      </w:pPr>
+      <w:r>
+        <w:drawing>
+          <wp:inline xmlns:a="http://schemas.openxmlformats.org/drawingml/2006/main" xmlns:pic="http://schemas.openxmlformats.org/drawingml/2006/picture">
+            <wp:extent cx="4500000" cy="2221519"/>
+            <wp:docPr id="4" name="Picture 4"/>
+            <wp:cNvGraphicFramePr>
+              <a:graphicFrameLocks noChangeAspect="1"/>
+            </wp:cNvGraphicFramePr>
+            <a:graphic>
+              <a:graphicData uri="http://schemas.openxmlformats.org/drawingml/2006/picture">
+                <pic:pic>
+                  <pic:nvPicPr>
+                    <pic:cNvPr id="0" name="bearing_stage1_normal.png"/>
+                    <pic:cNvPicPr/>
+                  </pic:nvPicPr>
+                  <pic:blipFill>
+                    <a:blip r:embed="rId13"/>
+                    <a:stretch>
+                      <a:fillRect/>
+                    </a:stretch>
+                  </pic:blipFill>
+                  <pic:spPr>
+                    <a:xfrm>
+                      <a:off x="0" y="0"/>
+                      <a:ext cx="4500000" cy="2221519"/>
+                    </a:xfrm>
+                    <a:prstGeom prst="rect"/>
+                  </pic:spPr>
+                </pic:pic>
+              </a:graphicData>
+            </a:graphic>
+          </wp:inline>
+        </w:drawing>
+      </w:r>
+    </w:p>
+    <w:p>
+      <w:pPr>
+        <w:jc w:val="center"/>
+      </w:pPr>
+      <w:r>
+        <w:rPr>
+          <w:i/>
+          <w:color w:val="606060"/>
+          <w:sz w:val="18"/>
+        </w:rPr>
+        <w:t>그림 D0-a. Stage 1 정상 (±0.4g). RMS 안정. 출처: FEMTO-ST 데이터셋 matplotlib 시각화.</w:t>
+      </w:r>
+    </w:p>
+    <w:p>
+      <w:pPr>
+        <w:jc w:val="center"/>
+      </w:pPr>
+      <w:r>
+        <w:drawing>
+          <wp:inline xmlns:a="http://schemas.openxmlformats.org/drawingml/2006/main" xmlns:pic="http://schemas.openxmlformats.org/drawingml/2006/picture">
+            <wp:extent cx="4500000" cy="2221519"/>
+            <wp:docPr id="5" name="Picture 5"/>
+            <wp:cNvGraphicFramePr>
+              <a:graphicFrameLocks noChangeAspect="1"/>
+            </wp:cNvGraphicFramePr>
+            <a:graphic>
+              <a:graphicData uri="http://schemas.openxmlformats.org/drawingml/2006/picture">
+                <pic:pic>
+                  <pic:nvPicPr>
+                    <pic:cNvPr id="0" name="bearing_stage4_severe.png"/>
+                    <pic:cNvPicPr/>
+                  </pic:nvPicPr>
+                  <pic:blipFill>
+                    <a:blip r:embed="rId14"/>
+                    <a:stretch>
+                      <a:fillRect/>
+                    </a:stretch>
+                  </pic:blipFill>
+                  <pic:spPr>
+                    <a:xfrm>
+                      <a:off x="0" y="0"/>
+                      <a:ext cx="4500000" cy="2221519"/>
+                    </a:xfrm>
+                    <a:prstGeom prst="rect"/>
+                  </pic:spPr>
+                </pic:pic>
+              </a:graphicData>
+            </a:graphic>
+          </wp:inline>
+        </w:drawing>
+      </w:r>
+    </w:p>
+    <w:p>
+      <w:pPr>
+        <w:jc w:val="center"/>
+      </w:pPr>
+      <w:r>
+        <w:rPr>
+          <w:i/>
+          <w:color w:val="606060"/>
+          <w:sz w:val="18"/>
+        </w:rPr>
+        <w:t>그림 D0-b. Stage 4 심각 열화 (±7.5g). 고진폭 스파이크. 출처: FEMTO-ST 데이터셋 matplotlib 시각화.</w:t>
+      </w:r>
+    </w:p>
+    <w:p>
       <w:pPr>
         <w:pStyle w:val="Heading1"/>
         <w:jc w:val="left"/>
       </w:pPr>
       <w:r>
+        <w:rPr>
+          <w:b/>
+          <w:sz w:val="32"/>
+        </w:rPr>
         <w:t>III. 탐색적 데이터 분석 (EDA)</w:t>
       </w:r>
     </w:p>
@@ -927,7 +1275,7 @@
               <w:rPr>
                 <w:b/>
                 <w:color w:val="FFFFFF"/>
-                <w:sz w:val="18"/>
+                <w:sz w:val="23"/>
               </w:rPr>
               <w:t>피처명</w:t>
             </w:r>
@@ -943,7 +1291,7 @@
               <w:rPr>
                 <w:b/>
                 <w:color w:val="FFFFFF"/>
-                <w:sz w:val="18"/>
+                <w:sz w:val="23"/>
               </w:rPr>
               <w:t>수식</w:t>
             </w:r>
@@ -959,7 +1307,7 @@
               <w:rPr>
                 <w:b/>
                 <w:color w:val="FFFFFF"/>
-                <w:sz w:val="18"/>
+                <w:sz w:val="23"/>
               </w:rPr>
               <w:t>물리적 의미</w:t>
             </w:r>
@@ -975,7 +1323,7 @@
               <w:rPr>
                 <w:b/>
                 <w:color w:val="FFFFFF"/>
-                <w:sz w:val="18"/>
+                <w:sz w:val="23"/>
               </w:rPr>
               <w:t>트렌드</w:t>
             </w:r>
@@ -1451,7 +1799,7 @@
               <w:rPr>
                 <w:b/>
                 <w:color w:val="FFFFFF"/>
-                <w:sz w:val="18"/>
+                <w:sz w:val="23"/>
               </w:rPr>
               <w:t>항목</w:t>
             </w:r>
@@ -1467,7 +1815,7 @@
               <w:rPr>
                 <w:b/>
                 <w:color w:val="FFFFFF"/>
-                <w:sz w:val="18"/>
+                <w:sz w:val="23"/>
               </w:rPr>
               <w:t>값</w:t>
             </w:r>
@@ -1655,6 +2003,10 @@
         <w:jc w:val="left"/>
       </w:pPr>
       <w:r>
+        <w:rPr>
+          <w:b/>
+          <w:sz w:val="32"/>
+        </w:rPr>
         <w:t>IV. 데이터 전처리</w:t>
       </w:r>
     </w:p>
@@ -1681,7 +2033,7 @@
               <w:rPr>
                 <w:b/>
                 <w:color w:val="FFFFFF"/>
-                <w:sz w:val="18"/>
+                <w:sz w:val="23"/>
               </w:rPr>
               <w:t>피처</w:t>
             </w:r>
@@ -1697,7 +2049,7 @@
               <w:rPr>
                 <w:b/>
                 <w:color w:val="FFFFFF"/>
-                <w:sz w:val="18"/>
+                <w:sz w:val="23"/>
               </w:rPr>
               <w:t>VIF</w:t>
             </w:r>
@@ -1713,7 +2065,7 @@
               <w:rPr>
                 <w:b/>
                 <w:color w:val="FFFFFF"/>
-                <w:sz w:val="18"/>
+                <w:sz w:val="23"/>
               </w:rPr>
               <w:t>판정</w:t>
             </w:r>
@@ -2269,7 +2621,7 @@
               <w:rPr>
                 <w:b/>
                 <w:color w:val="FFFFFF"/>
-                <w:sz w:val="18"/>
+                <w:sz w:val="23"/>
               </w:rPr>
               <w:t>단계</w:t>
             </w:r>
@@ -2285,7 +2637,7 @@
               <w:rPr>
                 <w:b/>
                 <w:color w:val="FFFFFF"/>
-                <w:sz w:val="18"/>
+                <w:sz w:val="23"/>
               </w:rPr>
               <w:t>처리 내용</w:t>
             </w:r>
@@ -2453,7 +2805,31 @@
         <w:jc w:val="left"/>
       </w:pPr>
       <w:r>
+        <w:rPr>
+          <w:b/>
+          <w:sz w:val="32"/>
+        </w:rPr>
         <w:t>V. ML 베이스라인</w:t>
+      </w:r>
+    </w:p>
+    <w:p>
+      <w:r>
+        <w:t>[지도/비지도 학습 병행 사유]</w:t>
+        <w:br/>
+        <w:t>지도학습(RF/GBM/SVM)은 레이블 기반 열화 분류기, 비지도학습(Autoencoder)은 정상 패턴만으로 학습해 레이블 없는 현장에 적용 가능. 결합시 (1) 분류 정확도 + (2) 미지 이상 탐지 역량 동시 확보. 실험: RF F1=0.92, AE AUC=0.88 상호보완 달성.</w:t>
+        <w:br/>
+        <w:br/>
+        <w:t>[비교 모델 선정 사유]</w:t>
+        <w:br/>
+        <w:t>RF: 피캘 중요도 해석 용이, 비선형 패턴 포생.</w:t>
+        <w:br/>
+        <w:t>XGBoost/GBM: 불균형 클래스 강조, 희소 이상 탐지.</w:t>
+        <w:br/>
+        <w:t>SVM(RBF): 고차원 마진 최대화, 소규모 데이터 적합.</w:t>
+        <w:br/>
+        <w:t>LR: 기준선(Baseline), 해석 용이.</w:t>
+        <w:br/>
+        <w:t>선정 기준: OOS F1(주지표) + Precision(오경보 최소화) + 해석 가능성.</w:t>
       </w:r>
     </w:p>
     <w:tbl>
@@ -2482,7 +2858,7 @@
               <w:rPr>
                 <w:b/>
                 <w:color w:val="FFFFFF"/>
-                <w:sz w:val="18"/>
+                <w:sz w:val="23"/>
               </w:rPr>
               <w:t>모델</w:t>
             </w:r>
@@ -2498,7 +2874,7 @@
               <w:rPr>
                 <w:b/>
                 <w:color w:val="FFFFFF"/>
-                <w:sz w:val="18"/>
+                <w:sz w:val="23"/>
               </w:rPr>
               <w:t>CV F1</w:t>
             </w:r>
@@ -2514,7 +2890,7 @@
               <w:rPr>
                 <w:b/>
                 <w:color w:val="FFFFFF"/>
-                <w:sz w:val="18"/>
+                <w:sz w:val="23"/>
               </w:rPr>
               <w:t>OOS Precision</w:t>
             </w:r>
@@ -2530,7 +2906,7 @@
               <w:rPr>
                 <w:b/>
                 <w:color w:val="FFFFFF"/>
-                <w:sz w:val="18"/>
+                <w:sz w:val="23"/>
               </w:rPr>
               <w:t>OOS Recall</w:t>
             </w:r>
@@ -2546,7 +2922,7 @@
               <w:rPr>
                 <w:b/>
                 <w:color w:val="FFFFFF"/>
-                <w:sz w:val="18"/>
+                <w:sz w:val="23"/>
               </w:rPr>
               <w:t>OOS F1</w:t>
             </w:r>
@@ -2562,7 +2938,7 @@
               <w:rPr>
                 <w:b/>
                 <w:color w:val="FFFFFF"/>
-                <w:sz w:val="18"/>
+                <w:sz w:val="23"/>
               </w:rPr>
               <w:t>AUC</w:t>
             </w:r>
@@ -2868,7 +3244,7 @@
               <w:rPr>
                 <w:b/>
                 <w:color w:val="FFFFFF"/>
-                <w:sz w:val="18"/>
+                <w:sz w:val="23"/>
               </w:rPr>
               <w:t>모델</w:t>
             </w:r>
@@ -2884,7 +3260,7 @@
               <w:rPr>
                 <w:b/>
                 <w:color w:val="FFFFFF"/>
-                <w:sz w:val="18"/>
+                <w:sz w:val="23"/>
               </w:rPr>
               <w:t>OOS RMSE(분)</w:t>
             </w:r>
@@ -2900,7 +3276,7 @@
               <w:rPr>
                 <w:b/>
                 <w:color w:val="FFFFFF"/>
-                <w:sz w:val="18"/>
+                <w:sz w:val="23"/>
               </w:rPr>
               <w:t>OOS MAE(분)</w:t>
             </w:r>
@@ -2916,7 +3292,7 @@
               <w:rPr>
                 <w:b/>
                 <w:color w:val="FFFFFF"/>
-                <w:sz w:val="18"/>
+                <w:sz w:val="23"/>
               </w:rPr>
               <w:t>R2</w:t>
             </w:r>
@@ -2994,10 +3370,66 @@
     </w:p>
     <w:p>
       <w:pPr>
+        <w:jc w:val="center"/>
+      </w:pPr>
+      <w:r>
+        <w:drawing>
+          <wp:inline xmlns:a="http://schemas.openxmlformats.org/drawingml/2006/main" xmlns:pic="http://schemas.openxmlformats.org/drawingml/2006/picture">
+            <wp:extent cx="4140000" cy="3886668"/>
+            <wp:docPr id="1" name="Picture 1"/>
+            <wp:cNvGraphicFramePr>
+              <a:graphicFrameLocks noChangeAspect="1"/>
+            </wp:cNvGraphicFramePr>
+            <a:graphic>
+              <a:graphicData uri="http://schemas.openxmlformats.org/drawingml/2006/picture">
+                <pic:pic>
+                  <pic:nvPicPr>
+                    <pic:cNvPr id="0" name="05_conf.png"/>
+                    <pic:cNvPicPr/>
+                  </pic:nvPicPr>
+                  <pic:blipFill>
+                    <a:blip r:embed="rId10"/>
+                    <a:stretch>
+                      <a:fillRect/>
+                    </a:stretch>
+                  </pic:blipFill>
+                  <pic:spPr>
+                    <a:xfrm>
+                      <a:off x="0" y="0"/>
+                      <a:ext cx="4140000" cy="3886668"/>
+                    </a:xfrm>
+                    <a:prstGeom prst="rect"/>
+                  </pic:spPr>
+                </pic:pic>
+              </a:graphicData>
+            </a:graphic>
+          </wp:inline>
+        </w:drawing>
+      </w:r>
+    </w:p>
+    <w:p>
+      <w:pPr>
+        <w:jc w:val="center"/>
+      </w:pPr>
+      <w:r>
+        <w:rPr>
+          <w:i/>
+          <w:color w:val="606060"/>
+          <w:sz w:val="18"/>
+        </w:rPr>
+        <w:t>그림 5. 혼동행렬 (Confusion Matrix) - RF 최적 모델, OOS 데이터 기준. 행=실제, 열=예측. 출처: sklearn.metrics.</w:t>
+      </w:r>
+    </w:p>
+    <w:p>
+      <w:pPr>
         <w:pStyle w:val="Heading1"/>
         <w:jc w:val="left"/>
       </w:pPr>
       <w:r>
+        <w:rPr>
+          <w:b/>
+          <w:sz w:val="32"/>
+        </w:rPr>
         <w:t>VI. DL RUL 예측</w:t>
       </w:r>
     </w:p>
@@ -3026,7 +3458,7 @@
               <w:rPr>
                 <w:b/>
                 <w:color w:val="FFFFFF"/>
-                <w:sz w:val="18"/>
+                <w:sz w:val="23"/>
               </w:rPr>
               <w:t>모델</w:t>
             </w:r>
@@ -3042,7 +3474,7 @@
               <w:rPr>
                 <w:b/>
                 <w:color w:val="FFFFFF"/>
-                <w:sz w:val="18"/>
+                <w:sz w:val="23"/>
               </w:rPr>
               <w:t>CV RMSE(분)</w:t>
             </w:r>
@@ -3058,7 +3490,7 @@
               <w:rPr>
                 <w:b/>
                 <w:color w:val="FFFFFF"/>
-                <w:sz w:val="18"/>
+                <w:sz w:val="23"/>
               </w:rPr>
               <w:t>OOS RMSE(분)</w:t>
             </w:r>
@@ -3074,7 +3506,7 @@
               <w:rPr>
                 <w:b/>
                 <w:color w:val="FFFFFF"/>
-                <w:sz w:val="18"/>
+                <w:sz w:val="23"/>
               </w:rPr>
               <w:t>OOS MAE(분)</w:t>
             </w:r>
@@ -3090,7 +3522,7 @@
               <w:rPr>
                 <w:b/>
                 <w:color w:val="FFFFFF"/>
-                <w:sz w:val="18"/>
+                <w:sz w:val="23"/>
               </w:rPr>
               <w:t>비고</w:t>
             </w:r>
@@ -3487,7 +3919,7 @@
               <w:rPr>
                 <w:b/>
                 <w:color w:val="FFFFFF"/>
-                <w:sz w:val="18"/>
+                <w:sz w:val="23"/>
               </w:rPr>
               <w:t>단계</w:t>
             </w:r>
@@ -3503,7 +3935,7 @@
               <w:rPr>
                 <w:b/>
                 <w:color w:val="FFFFFF"/>
-                <w:sz w:val="18"/>
+                <w:sz w:val="23"/>
               </w:rPr>
               <w:t>설정</w:t>
             </w:r>
@@ -3519,7 +3951,7 @@
               <w:rPr>
                 <w:b/>
                 <w:color w:val="FFFFFF"/>
-                <w:sz w:val="18"/>
+                <w:sz w:val="23"/>
               </w:rPr>
               <w:t>OOS RMSE(분)</w:t>
             </w:r>
@@ -3535,7 +3967,7 @@
               <w:rPr>
                 <w:b/>
                 <w:color w:val="FFFFFF"/>
-                <w:sz w:val="18"/>
+                <w:sz w:val="23"/>
               </w:rPr>
               <w:t>비고</w:t>
             </w:r>
@@ -3906,6 +4338,10 @@
         <w:jc w:val="left"/>
       </w:pPr>
       <w:r>
+        <w:rPr>
+          <w:b/>
+          <w:sz w:val="28"/>
+        </w:rPr>
         <w:t>6.1 최종 모델 구성 (GRU v2)</w:t>
       </w:r>
     </w:p>
@@ -3931,7 +4367,7 @@
               <w:rPr>
                 <w:b/>
                 <w:color w:val="FFFFFF"/>
-                <w:sz w:val="18"/>
+                <w:sz w:val="23"/>
               </w:rPr>
               <w:t>구성 요소</w:t>
             </w:r>
@@ -3947,7 +4383,7 @@
               <w:rPr>
                 <w:b/>
                 <w:color w:val="FFFFFF"/>
-                <w:sz w:val="18"/>
+                <w:sz w:val="23"/>
               </w:rPr>
               <w:t>설정값</w:t>
             </w:r>
@@ -4311,6 +4747,10 @@
         <w:jc w:val="left"/>
       </w:pPr>
       <w:r>
+        <w:rPr>
+          <w:b/>
+          <w:sz w:val="32"/>
+        </w:rPr>
         <w:t>VII. 보조 분석</w:t>
       </w:r>
     </w:p>
@@ -4337,7 +4777,7 @@
               <w:rPr>
                 <w:b/>
                 <w:color w:val="FFFFFF"/>
-                <w:sz w:val="18"/>
+                <w:sz w:val="23"/>
               </w:rPr>
               <w:t>분석</w:t>
             </w:r>
@@ -4353,7 +4793,7 @@
               <w:rPr>
                 <w:b/>
                 <w:color w:val="FFFFFF"/>
-                <w:sz w:val="18"/>
+                <w:sz w:val="23"/>
               </w:rPr>
               <w:t>방법</w:t>
             </w:r>
@@ -4369,7 +4809,7 @@
               <w:rPr>
                 <w:b/>
                 <w:color w:val="FFFFFF"/>
-                <w:sz w:val="18"/>
+                <w:sz w:val="23"/>
               </w:rPr>
               <w:t>결과</w:t>
             </w:r>
@@ -4516,10 +4956,118 @@
     </w:p>
     <w:p>
       <w:pPr>
+        <w:jc w:val="center"/>
+      </w:pPr>
+      <w:r>
+        <w:drawing>
+          <wp:inline xmlns:a="http://schemas.openxmlformats.org/drawingml/2006/main" xmlns:pic="http://schemas.openxmlformats.org/drawingml/2006/picture">
+            <wp:extent cx="4680000" cy="3088220"/>
+            <wp:docPr id="2" name="Picture 2"/>
+            <wp:cNvGraphicFramePr>
+              <a:graphicFrameLocks noChangeAspect="1"/>
+            </wp:cNvGraphicFramePr>
+            <a:graphic>
+              <a:graphicData uri="http://schemas.openxmlformats.org/drawingml/2006/picture">
+                <pic:pic>
+                  <pic:nvPicPr>
+                    <pic:cNvPr id="0" name="S1_shap_clf.png"/>
+                    <pic:cNvPicPr/>
+                  </pic:nvPicPr>
+                  <pic:blipFill>
+                    <a:blip r:embed="rId11"/>
+                    <a:stretch>
+                      <a:fillRect/>
+                    </a:stretch>
+                  </pic:blipFill>
+                  <pic:spPr>
+                    <a:xfrm>
+                      <a:off x="0" y="0"/>
+                      <a:ext cx="4680000" cy="3088220"/>
+                    </a:xfrm>
+                    <a:prstGeom prst="rect"/>
+                  </pic:spPr>
+                </pic:pic>
+              </a:graphicData>
+            </a:graphic>
+          </wp:inline>
+        </w:drawing>
+      </w:r>
+    </w:p>
+    <w:p>
+      <w:pPr>
+        <w:jc w:val="center"/>
+      </w:pPr>
+      <w:r>
+        <w:rPr>
+          <w:i/>
+          <w:color w:val="606060"/>
+          <w:sz w:val="18"/>
+        </w:rPr>
+        <w:t>그림 S1. SHAP 분류 모델 피캘 중요도 (Beeswarm). 양수=열화 예측 강화. 출처: shap.summary_plot.</w:t>
+      </w:r>
+    </w:p>
+    <w:p>
+      <w:pPr>
+        <w:jc w:val="center"/>
+      </w:pPr>
+      <w:r>
+        <w:drawing>
+          <wp:inline xmlns:a="http://schemas.openxmlformats.org/drawingml/2006/main" xmlns:pic="http://schemas.openxmlformats.org/drawingml/2006/picture">
+            <wp:extent cx="4680000" cy="1755000"/>
+            <wp:docPr id="3" name="Picture 3"/>
+            <wp:cNvGraphicFramePr>
+              <a:graphicFrameLocks noChangeAspect="1"/>
+            </wp:cNvGraphicFramePr>
+            <a:graphic>
+              <a:graphicData uri="http://schemas.openxmlformats.org/drawingml/2006/picture">
+                <pic:pic>
+                  <pic:nvPicPr>
+                    <pic:cNvPr id="0" name="S3_shap_bar.png"/>
+                    <pic:cNvPicPr/>
+                  </pic:nvPicPr>
+                  <pic:blipFill>
+                    <a:blip r:embed="rId12"/>
+                    <a:stretch>
+                      <a:fillRect/>
+                    </a:stretch>
+                  </pic:blipFill>
+                  <pic:spPr>
+                    <a:xfrm>
+                      <a:off x="0" y="0"/>
+                      <a:ext cx="4680000" cy="1755000"/>
+                    </a:xfrm>
+                    <a:prstGeom prst="rect"/>
+                  </pic:spPr>
+                </pic:pic>
+              </a:graphicData>
+            </a:graphic>
+          </wp:inline>
+        </w:drawing>
+      </w:r>
+    </w:p>
+    <w:p>
+      <w:pPr>
+        <w:jc w:val="center"/>
+      </w:pPr>
+      <w:r>
+        <w:rPr>
+          <w:i/>
+          <w:color w:val="606060"/>
+          <w:sz w:val="18"/>
+        </w:rPr>
+        <w:t>그림 S3. SHAP 피캘 중요도 막대 (평균 |SHAP|). h_rms, v_rms 순위 최상위. 출처: shap.summary_plot(plot_type='bar').</w:t>
+      </w:r>
+    </w:p>
+    <w:p>
+      <w:pPr>
         <w:pStyle w:val="Heading1"/>
         <w:jc w:val="left"/>
       </w:pPr>
       <w:r>
+        <w:rPr>
+          <w:b/>
+          <w:sz w:val="32"/>
+        </w:rPr>
         <w:t>VIII. Streamlit 통합 진단 대시보드</w:t>
       </w:r>
     </w:p>
@@ -4555,7 +5103,7 @@
               <w:rPr>
                 <w:b/>
                 <w:color w:val="FFFFFF"/>
-                <w:sz w:val="18"/>
+                <w:sz w:val="23"/>
               </w:rPr>
               <w:t>탭</w:t>
             </w:r>
@@ -4571,7 +5119,7 @@
               <w:rPr>
                 <w:b/>
                 <w:color w:val="FFFFFF"/>
-                <w:sz w:val="18"/>
+                <w:sz w:val="23"/>
               </w:rPr>
               <w:t>기능</w:t>
             </w:r>
@@ -4587,7 +5135,7 @@
               <w:rPr>
                 <w:b/>
                 <w:color w:val="FFFFFF"/>
-                <w:sz w:val="18"/>
+                <w:sz w:val="23"/>
               </w:rPr>
               <w:t>사용 모델</w:t>
             </w:r>
@@ -4861,6 +5409,10 @@
         <w:jc w:val="left"/>
       </w:pPr>
       <w:r>
+        <w:rPr>
+          <w:b/>
+          <w:sz w:val="32"/>
+        </w:rPr>
         <w:t>IX. 결론</w:t>
       </w:r>
     </w:p>
@@ -4904,7 +5456,7 @@
               <w:rPr>
                 <w:b/>
                 <w:color w:val="FFFFFF"/>
-                <w:sz w:val="18"/>
+                <w:sz w:val="23"/>
               </w:rPr>
               <w:t>구분</w:t>
             </w:r>
@@ -4920,7 +5472,7 @@
               <w:rPr>
                 <w:b/>
                 <w:color w:val="FFFFFF"/>
-                <w:sz w:val="18"/>
+                <w:sz w:val="23"/>
               </w:rPr>
               <w:t>지표</w:t>
             </w:r>
@@ -4936,7 +5488,7 @@
               <w:rPr>
                 <w:b/>
                 <w:color w:val="FFFFFF"/>
-                <w:sz w:val="18"/>
+                <w:sz w:val="23"/>
               </w:rPr>
               <w:t>ML(최적)</w:t>
             </w:r>
@@ -4952,7 +5504,7 @@
               <w:rPr>
                 <w:b/>
                 <w:color w:val="FFFFFF"/>
-                <w:sz w:val="18"/>
+                <w:sz w:val="23"/>
               </w:rPr>
               <w:t>DL(GRU v2)</w:t>
             </w:r>
@@ -4968,7 +5520,7 @@
               <w:rPr>
                 <w:b/>
                 <w:color w:val="FFFFFF"/>
-                <w:sz w:val="18"/>
+                <w:sz w:val="23"/>
               </w:rPr>
               <w:t>개선율</w:t>
             </w:r>
@@ -5281,7 +5833,7 @@
               <w:rPr>
                 <w:b/>
                 <w:color w:val="FFFFFF"/>
-                <w:sz w:val="18"/>
+                <w:sz w:val="23"/>
               </w:rPr>
               <w:t>한계</w:t>
             </w:r>
@@ -5297,7 +5849,7 @@
               <w:rPr>
                 <w:b/>
                 <w:color w:val="FFFFFF"/>
-                <w:sz w:val="18"/>
+                <w:sz w:val="23"/>
               </w:rPr>
               <w:t>내용</w:t>
             </w:r>
@@ -5313,7 +5865,7 @@
               <w:rPr>
                 <w:b/>
                 <w:color w:val="FFFFFF"/>
-                <w:sz w:val="18"/>
+                <w:sz w:val="23"/>
               </w:rPr>
               <w:t>개선 방향</w:t>
             </w:r>
@@ -5460,10 +6012,251 @@
     </w:p>
     <w:p>
       <w:pPr>
+        <w:pStyle w:val="Heading2"/>
+      </w:pPr>
+      <w:r>
+        <w:rPr>
+          <w:b/>
+          <w:sz w:val="28"/>
+        </w:rPr>
+        <w:t>로드맵 - Phase 1 / 2 / 3</w:t>
+      </w:r>
+    </w:p>
+    <w:tbl>
+      <w:tblPr>
+        <w:tblStyle w:val="TableGrid"/>
+        <w:tblW w:type="auto" w:w="0"/>
+        <w:tblLook w:firstColumn="1" w:firstRow="1" w:lastColumn="0" w:lastRow="0" w:noHBand="0" w:noVBand="1" w:val="04A0"/>
+      </w:tblPr>
+      <w:tblGrid>
+        <w:gridCol w:w="3135"/>
+        <w:gridCol w:w="3135"/>
+        <w:gridCol w:w="3135"/>
+      </w:tblGrid>
+      <w:tr>
+        <w:tc>
+          <w:tcPr>
+            <w:tcW w:type="dxa" w:w="3135"/>
+            <w:shd w:val="clear" w:color="auto" w:fill="1F497D"/>
+          </w:tcPr>
+          <w:p>
+            <w:r/>
+            <w:r>
+              <w:rPr>
+                <w:b/>
+                <w:color w:val="FFFFFF"/>
+                <w:sz w:val="23"/>
+              </w:rPr>
+              <w:t>구분</w:t>
+            </w:r>
+          </w:p>
+        </w:tc>
+        <w:tc>
+          <w:tcPr>
+            <w:tcW w:type="dxa" w:w="3135"/>
+            <w:shd w:val="clear" w:color="auto" w:fill="1F497D"/>
+          </w:tcPr>
+          <w:p>
+            <w:r/>
+            <w:r>
+              <w:rPr>
+                <w:b/>
+                <w:color w:val="FFFFFF"/>
+                <w:sz w:val="23"/>
+              </w:rPr>
+              <w:t>목표</w:t>
+            </w:r>
+          </w:p>
+        </w:tc>
+        <w:tc>
+          <w:tcPr>
+            <w:tcW w:type="dxa" w:w="3135"/>
+            <w:shd w:val="clear" w:color="auto" w:fill="1F497D"/>
+          </w:tcPr>
+          <w:p>
+            <w:r/>
+            <w:r>
+              <w:rPr>
+                <w:b/>
+                <w:color w:val="FFFFFF"/>
+                <w:sz w:val="23"/>
+              </w:rPr>
+              <w:t>핵심 항목</w:t>
+            </w:r>
+          </w:p>
+        </w:tc>
+      </w:tr>
+      <w:tr>
+        <w:tc>
+          <w:tcPr>
+            <w:tcW w:type="dxa" w:w="3135"/>
+            <w:shd w:val="clear" w:color="auto" w:fill="D6E4F0"/>
+          </w:tcPr>
+          <w:p>
+            <w:r/>
+            <w:r>
+              <w:rPr>
+                <w:sz w:val="20"/>
+              </w:rPr>
+              <w:t>Phase 1 (3M)</w:t>
+            </w:r>
+          </w:p>
+        </w:tc>
+        <w:tc>
+          <w:tcPr>
+            <w:tcW w:type="dxa" w:w="3135"/>
+            <w:shd w:val="clear" w:color="auto" w:fill="D6E4F0"/>
+          </w:tcPr>
+          <w:p>
+            <w:r/>
+            <w:r>
+              <w:rPr>
+                <w:sz w:val="20"/>
+              </w:rPr>
+              <w:t>시스템 안정화</w:t>
+            </w:r>
+          </w:p>
+        </w:tc>
+        <w:tc>
+          <w:tcPr>
+            <w:tcW w:type="dxa" w:w="3135"/>
+            <w:shd w:val="clear" w:color="auto" w:fill="D6E4F0"/>
+          </w:tcPr>
+          <w:p>
+            <w:r/>
+            <w:r>
+              <w:rPr>
+                <w:sz w:val="20"/>
+              </w:rPr>
+              <w:t>데이터 수집 / 하이퍼파라미터 / 레이블 품질</w:t>
+            </w:r>
+          </w:p>
+        </w:tc>
+      </w:tr>
+      <w:tr>
+        <w:tc>
+          <w:tcPr>
+            <w:tcW w:type="dxa" w:w="3135"/>
+            <w:shd w:val="clear" w:color="auto" w:fill="EBF5EB"/>
+          </w:tcPr>
+          <w:p>
+            <w:r/>
+            <w:r>
+              <w:rPr>
+                <w:sz w:val="20"/>
+              </w:rPr>
+              <w:t>Phase 2 (6M)</w:t>
+            </w:r>
+          </w:p>
+        </w:tc>
+        <w:tc>
+          <w:tcPr>
+            <w:tcW w:type="dxa" w:w="3135"/>
+            <w:shd w:val="clear" w:color="auto" w:fill="EBF5EB"/>
+          </w:tcPr>
+          <w:p>
+            <w:r/>
+            <w:r>
+              <w:rPr>
+                <w:sz w:val="20"/>
+              </w:rPr>
+              <w:t>실시간 + 멀티센서</w:t>
+            </w:r>
+          </w:p>
+        </w:tc>
+        <w:tc>
+          <w:tcPr>
+            <w:tcW w:type="dxa" w:w="3135"/>
+            <w:shd w:val="clear" w:color="auto" w:fill="EBF5EB"/>
+          </w:tcPr>
+          <w:p>
+            <w:r/>
+            <w:r>
+              <w:rPr>
+                <w:sz w:val="20"/>
+              </w:rPr>
+              <w:t>Kafka 연동 / 온도-전류 센서 / REST API / Docker</w:t>
+            </w:r>
+          </w:p>
+        </w:tc>
+      </w:tr>
+      <w:tr>
+        <w:tc>
+          <w:tcPr>
+            <w:tcW w:type="dxa" w:w="3135"/>
+            <w:shd w:val="clear" w:color="auto" w:fill="FFF3CD"/>
+          </w:tcPr>
+          <w:p>
+            <w:r/>
+            <w:r>
+              <w:rPr>
+                <w:sz w:val="20"/>
+              </w:rPr>
+              <w:t>Phase 3 (12M)</w:t>
+            </w:r>
+          </w:p>
+        </w:tc>
+        <w:tc>
+          <w:tcPr>
+            <w:tcW w:type="dxa" w:w="3135"/>
+            <w:shd w:val="clear" w:color="auto" w:fill="FFF3CD"/>
+          </w:tcPr>
+          <w:p>
+            <w:r/>
+            <w:r>
+              <w:rPr>
+                <w:sz w:val="20"/>
+              </w:rPr>
+              <w:t>범용 PdM 플랫폼</w:t>
+            </w:r>
+          </w:p>
+        </w:tc>
+        <w:tc>
+          <w:tcPr>
+            <w:tcW w:type="dxa" w:w="3135"/>
+            <w:shd w:val="clear" w:color="auto" w:fill="FFF3CD"/>
+          </w:tcPr>
+          <w:p>
+            <w:r/>
+            <w:r>
+              <w:rPr>
+                <w:sz w:val="20"/>
+              </w:rPr>
+              <w:t>전이학습 / 멀티베어링 / LLM 진단 리포트</w:t>
+            </w:r>
+          </w:p>
+        </w:tc>
+      </w:tr>
+    </w:tbl>
+    <w:p>
+      <w:pPr>
+        <w:pStyle w:val="Heading2"/>
+      </w:pPr>
+      <w:r>
+        <w:rPr>
+          <w:b/>
+          <w:sz w:val="28"/>
+        </w:rPr>
+        <w:t>한계점 및 고도화 방안</w:t>
+      </w:r>
+    </w:p>
+    <w:p>
+      <w:r>
+        <w:t>[한계점] (1) 7 베어링 소규모 (2) 단일 운전조건 (3) 2채널 센서만 (4) 배치 처리 (5) 레이블 의존성.</w:t>
+        <w:br/>
+        <w:t>[고도화] 전이학습 도메인 적응 / GAN 데이터 증강 / Kafka 실시간 / 멀티센서 융합 / Stacking 앙샘블 / LLM 진단 리포트.</w:t>
+      </w:r>
+    </w:p>
+    <w:p>
+      <w:pPr>
         <w:pStyle w:val="Heading1"/>
         <w:jc w:val="left"/>
       </w:pPr>
       <w:r>
+        <w:rPr>
+          <w:b/>
+          <w:sz w:val="32"/>
+        </w:rPr>
         <w:t>부록 A. MLflow 하이퍼파라미터 탐색</w:t>
       </w:r>
     </w:p>
@@ -5490,7 +6283,7 @@
               <w:rPr>
                 <w:b/>
                 <w:color w:val="FFFFFF"/>
-                <w:sz w:val="18"/>
+                <w:sz w:val="23"/>
               </w:rPr>
               <w:t>파라미터</w:t>
             </w:r>
@@ -5506,7 +6299,7 @@
               <w:rPr>
                 <w:b/>
                 <w:color w:val="FFFFFF"/>
-                <w:sz w:val="18"/>
+                <w:sz w:val="23"/>
               </w:rPr>
               <w:t>탐색 범위</w:t>
             </w:r>
@@ -5522,7 +6315,7 @@
               <w:rPr>
                 <w:b/>
                 <w:color w:val="FFFFFF"/>
-                <w:sz w:val="18"/>
+                <w:sz w:val="23"/>
               </w:rPr>
               <w:t>최적값</w:t>
             </w:r>
@@ -5777,7 +6570,7 @@
               <w:rPr>
                 <w:b/>
                 <w:color w:val="FFFFFF"/>
-                <w:sz w:val="18"/>
+                <w:sz w:val="23"/>
               </w:rPr>
               <w:t>순위</w:t>
             </w:r>
@@ -5793,7 +6586,7 @@
               <w:rPr>
                 <w:b/>
                 <w:color w:val="FFFFFF"/>
-                <w:sz w:val="18"/>
+                <w:sz w:val="23"/>
               </w:rPr>
               <w:t>모델</w:t>
             </w:r>
@@ -5809,7 +6602,7 @@
               <w:rPr>
                 <w:b/>
                 <w:color w:val="FFFFFF"/>
-                <w:sz w:val="18"/>
+                <w:sz w:val="23"/>
               </w:rPr>
               <w:t>window</w:t>
             </w:r>
@@ -5825,7 +6618,7 @@
               <w:rPr>
                 <w:b/>
                 <w:color w:val="FFFFFF"/>
-                <w:sz w:val="18"/>
+                <w:sz w:val="23"/>
               </w:rPr>
               <w:t>units</w:t>
             </w:r>
@@ -5841,7 +6634,7 @@
               <w:rPr>
                 <w:b/>
                 <w:color w:val="FFFFFF"/>
-                <w:sz w:val="18"/>
+                <w:sz w:val="23"/>
               </w:rPr>
               <w:t>dropout</w:t>
             </w:r>
@@ -5857,7 +6650,7 @@
               <w:rPr>
                 <w:b/>
                 <w:color w:val="FFFFFF"/>
-                <w:sz w:val="18"/>
+                <w:sz w:val="23"/>
               </w:rPr>
               <w:t>batch</w:t>
             </w:r>
@@ -5873,7 +6666,7 @@
               <w:rPr>
                 <w:b/>
                 <w:color w:val="FFFFFF"/>
-                <w:sz w:val="18"/>
+                <w:sz w:val="23"/>
               </w:rPr>
               <w:t>val_loss</w:t>
             </w:r>
@@ -5889,7 +6682,7 @@
               <w:rPr>
                 <w:b/>
                 <w:color w:val="FFFFFF"/>
-                <w:sz w:val="18"/>
+                <w:sz w:val="23"/>
               </w:rPr>
               <w:t>OOS RMSE</w:t>
             </w:r>
@@ -6447,6 +7240,10 @@
         <w:jc w:val="left"/>
       </w:pPr>
       <w:r>
+        <w:rPr>
+          <w:b/>
+          <w:sz w:val="32"/>
+        </w:rPr>
         <w:t>부록 B. CNN 이미지 분류 설계</w:t>
       </w:r>
     </w:p>
@@ -6473,7 +7270,7 @@
               <w:rPr>
                 <w:b/>
                 <w:color w:val="FFFFFF"/>
-                <w:sz w:val="18"/>
+                <w:sz w:val="23"/>
               </w:rPr>
               <w:t>설계 원칙</w:t>
             </w:r>
@@ -6489,7 +7286,7 @@
               <w:rPr>
                 <w:b/>
                 <w:color w:val="FFFFFF"/>
-                <w:sz w:val="18"/>
+                <w:sz w:val="23"/>
               </w:rPr>
               <w:t>적용</w:t>
             </w:r>
@@ -6505,7 +7302,7 @@
               <w:rPr>
                 <w:b/>
                 <w:color w:val="FFFFFF"/>
-                <w:sz w:val="18"/>
+                <w:sz w:val="23"/>
               </w:rPr>
               <w:t>역할</w:t>
             </w:r>
@@ -6656,6 +7453,10 @@
         <w:jc w:val="left"/>
       </w:pPr>
       <w:r>
+        <w:rPr>
+          <w:b/>
+          <w:sz w:val="32"/>
+        </w:rPr>
         <w:t>부록 C. 시스템 환경</w:t>
       </w:r>
     </w:p>
@@ -6681,7 +7482,7 @@
               <w:rPr>
                 <w:b/>
                 <w:color w:val="FFFFFF"/>
-                <w:sz w:val="18"/>
+                <w:sz w:val="23"/>
               </w:rPr>
               <w:t>항목</w:t>
             </w:r>
@@ -6697,7 +7498,7 @@
               <w:rPr>
                 <w:b/>
                 <w:color w:val="FFFFFF"/>
-                <w:sz w:val="18"/>
+                <w:sz w:val="23"/>
               </w:rPr>
               <w:t>내용</w:t>
             </w:r>
@@ -6892,39 +7693,6 @@
         <w:br w:type="page"/>
       </w:r>
     </w:p>
-    <w:p>
-      <w:pPr>
-        <w:pStyle w:val="Heading1"/>
-      </w:pPr>
-      <w:r>
-        <w:rPr>
-          <w:color w:val="1A4A7A"/>
-        </w:rPr>
-        <w:t>부록 K. ML + DL + Grad-CAM 통합 진단 파이프라인</w:t>
-      </w:r>
-    </w:p>
-    <w:p>
-      <w:r>
-        <w:rPr>
-          <w:b w:val="0"/>
-          <w:color w:val="000000"/>
-          <w:sz w:val="22"/>
-        </w:rPr>
-        <w:t>본 프로젝트는 FEMTO-ST 베어링 데이터를 대상으로 머신러닝(ML), 딥러닝(DL), 합성곱 신경망(CNN)과 Gradient-weighted Class Activation Mapping(Grad-CAM)을 결합한 3단계 통합 진단 시스템을 구현하였다.</w:t>
-      </w:r>
-    </w:p>
-    <w:p/>
-    <w:p>
-      <w:pPr>
-        <w:pStyle w:val="Heading2"/>
-      </w:pPr>
-      <w:r>
-        <w:rPr>
-          <w:color w:val="0A6A2A"/>
-        </w:rPr>
-        <w:t>K.1 3단계 파이프라인 개요</w:t>
-      </w:r>
-    </w:p>
     <w:tbl>
       <w:tblPr>
         <w:tblStyle w:val="TableGrid"/>
@@ -6950,7 +7718,7 @@
               <w:rPr>
                 <w:b/>
                 <w:color w:val="FFFFFF"/>
-                <w:sz w:val="22"/>
+                <w:sz w:val="23"/>
               </w:rPr>
               <w:t>단계</w:t>
             </w:r>
@@ -6969,7 +7737,7 @@
               <w:rPr>
                 <w:b/>
                 <w:color w:val="FFFFFF"/>
-                <w:sz w:val="22"/>
+                <w:sz w:val="23"/>
               </w:rPr>
               <w:t>알고리즘</w:t>
             </w:r>
@@ -6988,7 +7756,7 @@
               <w:rPr>
                 <w:b/>
                 <w:color w:val="FFFFFF"/>
-                <w:sz w:val="22"/>
+                <w:sz w:val="23"/>
               </w:rPr>
               <w:t>역할</w:t>
             </w:r>
@@ -7119,152 +7887,6 @@
         </w:tc>
       </w:tr>
     </w:tbl>
-    <w:p/>
-    <w:p>
-      <w:pPr>
-        <w:pStyle w:val="Heading2"/>
-      </w:pPr>
-      <w:r>
-        <w:rPr>
-          <w:color w:val="8B0000"/>
-        </w:rPr>
-        <w:t>K.2 Grad-CAM 원리 및 구현</w:t>
-      </w:r>
-    </w:p>
-    <w:p>
-      <w:r>
-        <w:rPr>
-          <w:b w:val="0"/>
-          <w:color w:val="000000"/>
-          <w:sz w:val="22"/>
-        </w:rPr>
-        <w:t>Grad-CAM(Selvaraju et al., 2017)은 CNN이 특정 클래스를 예측할 때 이미지의 어느 부분을 중요하게 보았는지를 히트맵으로 시각화하는 기법이다. 모델 가중치를 수정하지 않고 기울기(Gradient) 정보만을 활용한다.</w:t>
-      </w:r>
-    </w:p>
-    <w:p/>
-    <w:p>
-      <w:pPr>
-        <w:pStyle w:val="Heading3"/>
-      </w:pPr>
-      <w:r>
-        <w:rPr>
-          <w:color w:val="333333"/>
-        </w:rPr>
-        <w:t>K.2.1 처리 순서</w:t>
-      </w:r>
-    </w:p>
-    <w:p>
-      <w:pPr>
-        <w:pStyle w:val="ListNumber"/>
-      </w:pPr>
-      <w:r>
-        <w:rPr>
-          <w:b/>
-          <w:sz w:val="22"/>
-        </w:rPr>
-        <w:t xml:space="preserve">순전파(Forward Pass): </w:t>
-      </w:r>
-      <w:r>
-        <w:rPr>
-          <w:sz w:val="22"/>
-        </w:rPr>
-        <w:t>입력 이미지 → Conv 레이어 → Feature Map 추출 → GlobalAveragePooling → Dense → 예측 확률 출력</w:t>
-      </w:r>
-    </w:p>
-    <w:p>
-      <w:pPr>
-        <w:pStyle w:val="ListNumber"/>
-      </w:pPr>
-      <w:r>
-        <w:rPr>
-          <w:b/>
-          <w:sz w:val="22"/>
-        </w:rPr>
-        <w:t xml:space="preserve">역전파 기울기 계산: </w:t>
-      </w:r>
-      <w:r>
-        <w:rPr>
-          <w:sz w:val="22"/>
-        </w:rPr>
-        <w:t>예측 점수(클래스 확률)를 기준으로 마지막 Conv 레이어 Feature Map에 대한 기울기(Gradient) 계산</w:t>
-      </w:r>
-    </w:p>
-    <w:p>
-      <w:pPr>
-        <w:pStyle w:val="ListNumber"/>
-      </w:pPr>
-      <w:r>
-        <w:rPr>
-          <w:b/>
-          <w:sz w:val="22"/>
-        </w:rPr>
-        <w:t xml:space="preserve">채널별 중요도 산출: </w:t>
-      </w:r>
-      <w:r>
-        <w:rPr>
-          <w:sz w:val="22"/>
-        </w:rPr>
-        <w:t>각 채널의 기울기를 공간 평균(Global Average Pooling)하여 채널 가중치 α_k 산출</w:t>
-      </w:r>
-    </w:p>
-    <w:p>
-      <w:pPr>
-        <w:pStyle w:val="ListNumber"/>
-      </w:pPr>
-      <w:r>
-        <w:rPr>
-          <w:b/>
-          <w:sz w:val="22"/>
-        </w:rPr>
-        <w:t xml:space="preserve">가중합 + ReLU: </w:t>
-      </w:r>
-      <w:r>
-        <w:rPr>
-          <w:sz w:val="22"/>
-        </w:rPr>
-        <w:t>Feature Map에 채널 가중치를 곱한 뒤 합산 → ReLU 적용 → 예측 클래스에 긍정 영향 영역만 남김</w:t>
-      </w:r>
-    </w:p>
-    <w:p>
-      <w:pPr>
-        <w:pStyle w:val="ListNumber"/>
-      </w:pPr>
-      <w:r>
-        <w:rPr>
-          <w:b/>
-          <w:sz w:val="22"/>
-        </w:rPr>
-        <w:t xml:space="preserve">리사이즈 &amp; 오버레이: </w:t>
-      </w:r>
-      <w:r>
-        <w:rPr>
-          <w:sz w:val="22"/>
-        </w:rPr>
-        <w:t>생성된 히트맵을 원본 이미지 크기로 업샘플링 → jet 컬러맵 적용 → 원본 이미지에 중첩 표시</w:t>
-      </w:r>
-    </w:p>
-    <w:p/>
-    <w:p>
-      <w:pPr>
-        <w:pStyle w:val="Heading2"/>
-      </w:pPr>
-      <w:r>
-        <w:rPr>
-          <w:color w:val="0A6A2A"/>
-        </w:rPr>
-        <w:t>K.3 CSV 진동 데이터 → Grad-CAM 워크플로우</w:t>
-      </w:r>
-    </w:p>
-    <w:p>
-      <w:r>
-        <w:rPr>
-          <w:b w:val="0"/>
-          <w:color w:val="000000"/>
-          <w:sz w:val="22"/>
-        </w:rPr>
-        <w:t>본 시스템은 CSV 형태의 진동 피처 데이터에서도 Grad-CAM을 생성할 수 있도록 다음과 같은 변환 파이프라인을 구현하였다.</w:t>
-      </w:r>
-    </w:p>
     <w:tbl>
       <w:tblPr>
         <w:tblStyle w:val="TableGrid"/>
@@ -7290,7 +7912,7 @@
               <w:rPr>
                 <w:b/>
                 <w:color w:val="FFFFFF"/>
-                <w:sz w:val="22"/>
+                <w:sz w:val="23"/>
               </w:rPr>
               <w:t>단계</w:t>
             </w:r>
@@ -7309,7 +7931,7 @@
               <w:rPr>
                 <w:b/>
                 <w:color w:val="FFFFFF"/>
-                <w:sz w:val="22"/>
+                <w:sz w:val="23"/>
               </w:rPr>
               <w:t>처리 내용</w:t>
             </w:r>
@@ -7328,7 +7950,7 @@
               <w:rPr>
                 <w:b/>
                 <w:color w:val="FFFFFF"/>
-                <w:sz w:val="22"/>
+                <w:sz w:val="23"/>
               </w:rPr>
               <w:t>비고</w:t>
             </w:r>
@@ -7582,38 +8204,6 @@
         </w:tc>
       </w:tr>
     </w:tbl>
-    <w:p/>
-    <w:p>
-      <w:r>
-        <w:rPr>
-          <w:b w:val="0"/>
-          <w:color w:val="555555"/>
-          <w:sz w:val="22"/>
-        </w:rPr>
-        <w:t>※ Grad-CAM 히트맵에서 빨간색(고온) 영역은 CNN이 '결함'으로 판정하는 데 가장 결정적인 시간 구간을 나타내며, 파란색(저온) 영역은 판정에 덜 기여한 구간을 의미한다. 이를 통해 모델의 판정 근거를 시각적으로 해석할 수 있다(Explainable AI, XAI).</w:t>
-      </w:r>
-    </w:p>
-    <w:p>
-      <w:pPr>
-        <w:pStyle w:val="Heading1"/>
-      </w:pPr>
-      <w:r>
-        <w:t>부록 L. 데이터 유형 비교 — 진동 신호 vs 실제 베어링 사진</w:t>
-      </w:r>
-    </w:p>
-    <w:p>
-      <w:r>
-        <w:t>실제 제조 현장의 예지보전(PdM)에서는 두 가지 데이터 유형이 사용된다: (1) 가속도 센서로 취득하는 진동 시계열 신호와 (2) 카메라로 촬영하는 실제 베어링 표면 사진. 본 프로젝트는 FEMTO-ST 데이터셋 기반의 진동 시계열 방식을 채택하였으며, 이는 ISO 10816/20816 국제 표준에 부합하는 업계 주류 방법이다.</w:t>
-      </w:r>
-    </w:p>
-    <w:p>
-      <w:pPr>
-        <w:pStyle w:val="Heading2"/>
-      </w:pPr>
-      <w:r>
-        <w:t>L.1 데이터 유형 비교표</w:t>
-      </w:r>
-    </w:p>
     <w:tbl>
       <w:tblPr>
         <w:tblStyle w:val="TableGrid"/>
@@ -7636,6 +8226,7 @@
               <w:rPr>
                 <w:b/>
                 <w:color w:val="FFFFFF"/>
+                <w:sz w:val="23"/>
               </w:rPr>
               <w:t>비교 항목</w:t>
             </w:r>
@@ -7651,6 +8242,7 @@
               <w:rPr>
                 <w:b/>
                 <w:color w:val="FFFFFF"/>
+                <w:sz w:val="23"/>
               </w:rPr>
               <w:t>진동 시계열 (현재 방식)</w:t>
             </w:r>
@@ -7666,6 +8258,7 @@
               <w:rPr>
                 <w:b/>
                 <w:color w:val="FFFFFF"/>
+                <w:sz w:val="23"/>
               </w:rPr>
               <w:t>실제 베어링 사진</w:t>
             </w:r>
@@ -7843,25 +8436,6 @@
         </w:tc>
       </w:tr>
     </w:tbl>
-    <w:p>
-      <w:pPr>
-        <w:pStyle w:val="Heading2"/>
-      </w:pPr>
-      <w:r>
-        <w:t>L.2 결론 및 모델 권장</w:t>
-      </w:r>
-    </w:p>
-    <w:p>
-      <w:r>
-        <w:rPr>
-          <w:b/>
-        </w:rPr>
-        <w:t xml:space="preserve">결론: </w:t>
-      </w:r>
-      <w:r>
-        <w:t>현재 프로젝트 방식(진동 RMS → matplotlib 이미지 → CNN → Grad-CAM)이 실무 표준에 가장 가까우며, FEMTO-ST 벤치마크 데이터셋을 그대로 활용할 수 있는 장점이 있다.</w:t>
-      </w:r>
-    </w:p>
     <w:tbl>
       <w:tblPr>
         <w:tblStyle w:val="TableGrid"/>
@@ -7884,6 +8458,7 @@
               <w:rPr>
                 <w:b/>
                 <w:color w:val="FFFFFF"/>
+                <w:sz w:val="23"/>
               </w:rPr>
               <w:t>모델</w:t>
             </w:r>
@@ -7899,6 +8474,7 @@
               <w:rPr>
                 <w:b/>
                 <w:color w:val="FFFFFF"/>
+                <w:sz w:val="23"/>
               </w:rPr>
               <w:t>추천도</w:t>
             </w:r>
@@ -7914,6 +8490,7 @@
               <w:rPr>
                 <w:b/>
                 <w:color w:val="FFFFFF"/>
+                <w:sz w:val="23"/>
               </w:rPr>
               <w:t>특징</w:t>
             </w:r>
@@ -8017,441 +8594,8 @@
         </w:tc>
       </w:tr>
     </w:tbl>
-    <w:p>
-      <w:r>
-        <w:t>※ 실제 베어링 사진 도입 시에는 Kaggle Casting Product Quality Dataset 또는 Paderborn University Bearing Dataset(시각+진동 병행)을 활용할 수 있다.</w:t>
-      </w:r>
-    </w:p>
-    <w:p>
-      <w:pPr>
-        <w:pStyle w:val="Heading1"/>
-      </w:pPr>
-      <w:r>
-        <w:t>부록 L. 데이터 유형 비교</w:t>
-      </w:r>
-    </w:p>
-    <w:p>
-      <w:r>
-        <w:t>실제 제조 현장 예지보전(PdM)에서는 두 가지 데이터 유형이 사용된다: (1) 가속도 센서 기반 진동 시계열 신호와 (2) 카메라 기반 실제 베어링 표면 사진. 본 프로젝트는 FEMTO-ST 데이터셋 기반 진동 시계열 방식을 채택하였으며 ISO 10816/20816 국제 표준에 부합하는 업계 주류 방법이다.</w:t>
-      </w:r>
-    </w:p>
-    <w:p>
-      <w:pPr>
-        <w:pStyle w:val="Heading2"/>
-      </w:pPr>
-      <w:r>
-        <w:t>L.1 데이터 유형 비교표</w:t>
-      </w:r>
-    </w:p>
-    <w:tbl>
-      <w:tblPr>
-        <w:tblStyle w:val="TableGrid"/>
-        <w:tblW w:type="auto" w:w="0"/>
-        <w:tblLook w:firstColumn="1" w:firstRow="1" w:lastColumn="0" w:lastRow="0" w:noHBand="0" w:noVBand="1" w:val="04A0"/>
-      </w:tblPr>
-      <w:tblGrid>
-        <w:gridCol w:w="3135"/>
-        <w:gridCol w:w="3135"/>
-        <w:gridCol w:w="3135"/>
-      </w:tblGrid>
-      <w:tr>
-        <w:tc>
-          <w:tcPr>
-            <w:tcW w:type="dxa" w:w="2551"/>
-            <w:shd w:val="clear" w:color="auto" w:fill="1F497D"/>
-          </w:tcPr>
-          <w:p>
-            <w:r>
-              <w:rPr>
-                <w:b/>
-                <w:color w:val="FFFFFF"/>
-              </w:rPr>
-              <w:t>비교 항목</w:t>
-            </w:r>
-          </w:p>
-        </w:tc>
-        <w:tc>
-          <w:tcPr>
-            <w:tcW w:type="dxa" w:w="3118"/>
-            <w:shd w:val="clear" w:color="auto" w:fill="1F497D"/>
-          </w:tcPr>
-          <w:p>
-            <w:r>
-              <w:rPr>
-                <w:b/>
-                <w:color w:val="FFFFFF"/>
-              </w:rPr>
-              <w:t>진동 시계열 (현재 방식)</w:t>
-            </w:r>
-          </w:p>
-        </w:tc>
-        <w:tc>
-          <w:tcPr>
-            <w:tcW w:type="dxa" w:w="3118"/>
-            <w:shd w:val="clear" w:color="auto" w:fill="1F497D"/>
-          </w:tcPr>
-          <w:p>
-            <w:r>
-              <w:rPr>
-                <w:b/>
-                <w:color w:val="FFFFFF"/>
-              </w:rPr>
-              <w:t>실제 베어링 사진</w:t>
-            </w:r>
-          </w:p>
-        </w:tc>
-      </w:tr>
-      <w:tr>
-        <w:tc>
-          <w:tcPr>
-            <w:tcW w:type="dxa" w:w="2551"/>
-          </w:tcPr>
-          <w:p>
-            <w:r>
-              <w:t>현장 적용</w:t>
-            </w:r>
-          </w:p>
-        </w:tc>
-        <w:tc>
-          <w:tcPr>
-            <w:tcW w:type="dxa" w:w="3118"/>
-            <w:shd w:val="clear" w:color="auto" w:fill="D6E4F0"/>
-          </w:tcPr>
-          <w:p>
-            <w:r>
-              <w:t>업계 표준 (ISO 10816/20816)</w:t>
-            </w:r>
-          </w:p>
-        </w:tc>
-        <w:tc>
-          <w:tcPr>
-            <w:tcW w:type="dxa" w:w="3118"/>
-            <w:shd w:val="clear" w:color="auto" w:fill="EBF5EB"/>
-          </w:tcPr>
-          <w:p>
-            <w:r>
-              <w:t>분해 후 사후검사 위주</w:t>
-            </w:r>
-          </w:p>
-        </w:tc>
-      </w:tr>
-      <w:tr>
-        <w:tc>
-          <w:tcPr>
-            <w:tcW w:type="dxa" w:w="2551"/>
-          </w:tcPr>
-          <w:p>
-            <w:r>
-              <w:t>비용</w:t>
-            </w:r>
-          </w:p>
-        </w:tc>
-        <w:tc>
-          <w:tcPr>
-            <w:tcW w:type="dxa" w:w="3118"/>
-            <w:shd w:val="clear" w:color="auto" w:fill="D6E4F0"/>
-          </w:tcPr>
-          <w:p>
-            <w:r>
-              <w:t>저렴 (가속도계 수천 원)</w:t>
-            </w:r>
-          </w:p>
-        </w:tc>
-        <w:tc>
-          <w:tcPr>
-            <w:tcW w:type="dxa" w:w="3118"/>
-            <w:shd w:val="clear" w:color="auto" w:fill="EBF5EB"/>
-          </w:tcPr>
-          <w:p>
-            <w:r>
-              <w:t>고가 카메라 및 조명 인프라</w:t>
-            </w:r>
-          </w:p>
-        </w:tc>
-      </w:tr>
-      <w:tr>
-        <w:tc>
-          <w:tcPr>
-            <w:tcW w:type="dxa" w:w="2551"/>
-          </w:tcPr>
-          <w:p>
-            <w:r>
-              <w:t>실시간 모니터링</w:t>
-            </w:r>
-          </w:p>
-        </w:tc>
-        <w:tc>
-          <w:tcPr>
-            <w:tcW w:type="dxa" w:w="3118"/>
-            <w:shd w:val="clear" w:color="auto" w:fill="D6E4F0"/>
-          </w:tcPr>
-          <w:p>
-            <w:r>
-              <w:t>기계 가동 중 연속 측정 가능</w:t>
-            </w:r>
-          </w:p>
-        </w:tc>
-        <w:tc>
-          <w:tcPr>
-            <w:tcW w:type="dxa" w:w="3118"/>
-            <w:shd w:val="clear" w:color="auto" w:fill="EBF5EB"/>
-          </w:tcPr>
-          <w:p>
-            <w:r>
-              <w:t>가동 중 촬영 불가</w:t>
-            </w:r>
-          </w:p>
-        </w:tc>
-      </w:tr>
-      <w:tr>
-        <w:tc>
-          <w:tcPr>
-            <w:tcW w:type="dxa" w:w="2551"/>
-          </w:tcPr>
-          <w:p>
-            <w:r>
-              <w:t>비침습성</w:t>
-            </w:r>
-          </w:p>
-        </w:tc>
-        <w:tc>
-          <w:tcPr>
-            <w:tcW w:type="dxa" w:w="3118"/>
-            <w:shd w:val="clear" w:color="auto" w:fill="D6E4F0"/>
-          </w:tcPr>
-          <w:p>
-            <w:r>
-              <w:t>외부 부착만으로 가능</w:t>
-            </w:r>
-          </w:p>
-        </w:tc>
-        <w:tc>
-          <w:tcPr>
-            <w:tcW w:type="dxa" w:w="3118"/>
-            <w:shd w:val="clear" w:color="auto" w:fill="EBF5EB"/>
-          </w:tcPr>
-          <w:p>
-            <w:r>
-              <w:t>분해 필요</w:t>
-            </w:r>
-          </w:p>
-        </w:tc>
-      </w:tr>
-      <w:tr>
-        <w:tc>
-          <w:tcPr>
-            <w:tcW w:type="dxa" w:w="2551"/>
-          </w:tcPr>
-          <w:p>
-            <w:r>
-              <w:t>FEMTO-ST 데이터셋</w:t>
-            </w:r>
-          </w:p>
-        </w:tc>
-        <w:tc>
-          <w:tcPr>
-            <w:tcW w:type="dxa" w:w="3118"/>
-            <w:shd w:val="clear" w:color="auto" w:fill="D6E4F0"/>
-          </w:tcPr>
-          <w:p>
-            <w:r>
-              <w:t>이 방식 그 자체</w:t>
-            </w:r>
-          </w:p>
-        </w:tc>
-        <w:tc>
-          <w:tcPr>
-            <w:tcW w:type="dxa" w:w="3118"/>
-            <w:shd w:val="clear" w:color="auto" w:fill="EBF5EB"/>
-          </w:tcPr>
-          <w:p>
-            <w:r>
-              <w:t>미포함</w:t>
-            </w:r>
-          </w:p>
-        </w:tc>
-      </w:tr>
-    </w:tbl>
-    <w:p>
-      <w:pPr>
-        <w:pStyle w:val="Heading2"/>
-      </w:pPr>
-      <w:r>
-        <w:t>L.2 결론 및 권장 모델</w:t>
-      </w:r>
-    </w:p>
-    <w:p>
-      <w:r>
-        <w:rPr>
-          <w:b/>
-        </w:rPr>
-        <w:t xml:space="preserve">결론: </w:t>
-      </w:r>
-      <w:r>
-        <w:t>현재 프로젝트 방식(진동 RMS -&gt; matplotlib 이미지 -&gt; CNN -&gt; Grad-CAM)이 실무 표준에 가장 가까우며, FEMTO-ST 벤치마크 데이터셋을 그대로 활용할 수 있는 장점이 있다.</w:t>
-      </w:r>
-    </w:p>
-    <w:tbl>
-      <w:tblPr>
-        <w:tblStyle w:val="TableGrid"/>
-        <w:tblW w:type="auto" w:w="0"/>
-        <w:tblLook w:firstColumn="1" w:firstRow="1" w:lastColumn="0" w:lastRow="0" w:noHBand="0" w:noVBand="1" w:val="04A0"/>
-      </w:tblPr>
-      <w:tblGrid>
-        <w:gridCol w:w="3135"/>
-        <w:gridCol w:w="3135"/>
-        <w:gridCol w:w="3135"/>
-      </w:tblGrid>
-      <w:tr>
-        <w:tc>
-          <w:tcPr>
-            <w:tcW w:type="dxa" w:w="3135"/>
-            <w:shd w:val="clear" w:color="auto" w:fill="1F497D"/>
-          </w:tcPr>
-          <w:p>
-            <w:r>
-              <w:rPr>
-                <w:b/>
-                <w:color w:val="FFFFFF"/>
-              </w:rPr>
-              <w:t>모델</w:t>
-            </w:r>
-          </w:p>
-        </w:tc>
-        <w:tc>
-          <w:tcPr>
-            <w:tcW w:type="dxa" w:w="3135"/>
-            <w:shd w:val="clear" w:color="auto" w:fill="1F497D"/>
-          </w:tcPr>
-          <w:p>
-            <w:r>
-              <w:rPr>
-                <w:b/>
-                <w:color w:val="FFFFFF"/>
-              </w:rPr>
-              <w:t>추천도</w:t>
-            </w:r>
-          </w:p>
-        </w:tc>
-        <w:tc>
-          <w:tcPr>
-            <w:tcW w:type="dxa" w:w="3135"/>
-            <w:shd w:val="clear" w:color="auto" w:fill="1F497D"/>
-          </w:tcPr>
-          <w:p>
-            <w:r>
-              <w:rPr>
-                <w:b/>
-                <w:color w:val="FFFFFF"/>
-              </w:rPr>
-              <w:t>특징</w:t>
-            </w:r>
-          </w:p>
-        </w:tc>
-      </w:tr>
-      <w:tr>
-        <w:tc>
-          <w:tcPr>
-            <w:tcW w:type="dxa" w:w="3135"/>
-          </w:tcPr>
-          <w:p>
-            <w:r>
-              <w:t>EfficientNetB0</w:t>
-            </w:r>
-          </w:p>
-        </w:tc>
-        <w:tc>
-          <w:tcPr>
-            <w:tcW w:type="dxa" w:w="3135"/>
-          </w:tcPr>
-          <w:p>
-            <w:r>
-              <w:t>최우선 (★★★★★)</w:t>
-            </w:r>
-          </w:p>
-        </w:tc>
-        <w:tc>
-          <w:tcPr>
-            <w:tcW w:type="dxa" w:w="3135"/>
-          </w:tcPr>
-          <w:p>
-            <w:r>
-              <w:t>ImageNet 전이학습, 경량, Grad-CAM 선명</w:t>
-            </w:r>
-          </w:p>
-        </w:tc>
-      </w:tr>
-      <w:tr>
-        <w:tc>
-          <w:tcPr>
-            <w:tcW w:type="dxa" w:w="3135"/>
-          </w:tcPr>
-          <w:p>
-            <w:r>
-              <w:t>ResNet50</w:t>
-            </w:r>
-          </w:p>
-        </w:tc>
-        <w:tc>
-          <w:tcPr>
-            <w:tcW w:type="dxa" w:w="3135"/>
-          </w:tcPr>
-          <w:p>
-            <w:r>
-              <w:t>★★★★</w:t>
-            </w:r>
-          </w:p>
-        </w:tc>
-        <w:tc>
-          <w:tcPr>
-            <w:tcW w:type="dxa" w:w="3135"/>
-          </w:tcPr>
-          <w:p>
-            <w:r>
-              <w:t>표준 딥러닝 레퍼런스, 안정적</w:t>
-            </w:r>
-          </w:p>
-        </w:tc>
-      </w:tr>
-      <w:tr>
-        <w:tc>
-          <w:tcPr>
-            <w:tcW w:type="dxa" w:w="3135"/>
-          </w:tcPr>
-          <w:p>
-            <w:r>
-              <w:t>VGG16</w:t>
-            </w:r>
-          </w:p>
-        </w:tc>
-        <w:tc>
-          <w:tcPr>
-            <w:tcW w:type="dxa" w:w="3135"/>
-          </w:tcPr>
-          <w:p>
-            <w:r>
-              <w:t>★★★</w:t>
-            </w:r>
-          </w:p>
-        </w:tc>
-        <w:tc>
-          <w:tcPr>
-            <w:tcW w:type="dxa" w:w="3135"/>
-          </w:tcPr>
-          <w:p>
-            <w:r>
-              <w:t>Grad-CAM 시각화 가장 선명, 모델 크기 큼</w:t>
-            </w:r>
-          </w:p>
-        </w:tc>
-      </w:tr>
-    </w:tbl>
-    <w:p>
-      <w:r>
-        <w:t>※ 실제 베어링 사진 도입 시: Kaggle Casting Product Quality Dataset 또는 Paderborn University Bearing Dataset 활용 가능</w:t>
-      </w:r>
-    </w:p>
     <w:sectPr>
+      <w:footerReference w:type="default" r:id="rId9"/>
       <w:pgSz w:w="12240" w:h="15840"/>
       <w:pgMar w:top="1417" w:right="1417" w:bottom="1134" w:left="1417" w:header="720" w:footer="720" w:gutter="0"/>
       <w:cols w:space="720"/>
@@ -8459,6 +8603,34 @@
     </w:sectPr>
   </w:body>
 </w:document>
+</file>
+
+<file path=word/footer1.xml><?xml version="1.0" encoding="utf-8"?>
+<w:ftr xmlns:m="http://schemas.openxmlformats.org/officeDocument/2006/math" xmlns:mc="http://schemas.openxmlformats.org/markup-compatibility/2006" xmlns:mo="http://schemas.microsoft.com/office/mac/office/2008/main" xmlns:mv="urn:schemas-microsoft-com:mac:vml" xmlns:o="urn:schemas-microsoft-com:office:office" xmlns:r="http://schemas.openxmlformats.org/officeDocument/2006/relationships" xmlns:v="urn:schemas-microsoft-com:vml" xmlns:w10="urn:schemas-microsoft-com:office:word" xmlns:w14="http://schemas.microsoft.com/office/word/2010/wordml" xmlns:w="http://schemas.openxmlformats.org/wordprocessingml/2006/main" xmlns:wne="http://schemas.microsoft.com/office/word/2006/wordml" xmlns:wp14="http://schemas.microsoft.com/office/word/2010/wordprocessingDrawing" xmlns:wp="http://schemas.openxmlformats.org/drawingml/2006/wordprocessingDrawing" xmlns:wpc="http://schemas.microsoft.com/office/word/2010/wordprocessingCanvas" xmlns:wpg="http://schemas.microsoft.com/office/word/2010/wordprocessingGroup" xmlns:wpi="http://schemas.microsoft.com/office/word/2010/wordprocessingInk" xmlns:wps="http://schemas.microsoft.com/office/word/2010/wordprocessingShape" mc:Ignorable="w14 wp14">
+  <w:p>
+    <w:pPr>
+      <w:pStyle w:val="Footer"/>
+      <w:jc w:val="center"/>
+    </w:pPr>
+    <w:r>
+      <w:rPr>
+        <w:sz w:val="18"/>
+      </w:rPr>
+      <w:t xml:space="preserve">- </w:t>
+    </w:r>
+    <w:r>
+      <w:fldChar w:fldCharType="begin"/>
+      <w:instrText> PAGE </w:instrText>
+      <w:fldChar w:fldCharType="end"/>
+    </w:r>
+    <w:r>
+      <w:rPr>
+        <w:sz w:val="18"/>
+      </w:rPr>
+      <w:t xml:space="preserve"> -</w:t>
+    </w:r>
+  </w:p>
+</w:ftr>
 </file>
 
 <file path=word/numbering.xml><?xml version="1.0" encoding="utf-8"?>
@@ -8825,7 +8997,7 @@
     <w:qFormat/>
     <w:rsid w:val="00FC693F"/>
     <w:rPr>
-      <w:sz w:val="18"/>
+      <w:sz w:val="20"/>
     </w:rPr>
   </w:style>
   <w:style w:type="paragraph" w:styleId="Header">
